--- a/public/data/_work-in-progress/cornucopia/scenario-template.docx
+++ b/public/data/_work-in-progress/cornucopia/scenario-template.docx
@@ -1,27 +1,7 @@
 
 <file path=word/document.xml><?xml version="1.0" encoding="utf-8"?>
-<w:document xmlns:wpc="http://schemas.microsoft.com/office/word/2010/wordprocessingCanvas" xmlns:cx="http://schemas.microsoft.com/office/drawing/2014/chartex" xmlns:cx1="http://schemas.microsoft.com/office/drawing/2015/9/8/chartex" xmlns:cx2="http://schemas.microsoft.com/office/drawing/2015/10/21/chartex" xmlns:cx3="http://schemas.microsoft.com/office/drawing/2016/5/9/chartex" xmlns:cx4="http://schemas.microsoft.com/office/drawing/2016/5/10/chartex" xmlns:cx5="http://schemas.microsoft.com/office/drawing/2016/5/11/chartex" xmlns:cx6="http://schemas.microsoft.com/office/drawing/2016/5/12/chartex" xmlns:cx7="http://schemas.microsoft.com/office/drawing/2016/5/13/chartex" xmlns:cx8="http://schemas.microsoft.com/office/drawing/2016/5/14/chartex" xmlns:mc="http://schemas.openxmlformats.org/markup-compatibility/2006" xmlns:aink="http://schemas.microsoft.com/office/drawing/2016/ink" xmlns:am3d="http://schemas.microsoft.com/office/drawing/2017/model3d" xmlns:o="urn:schemas-microsoft-com:office:office" xmlns:r="http://schemas.openxmlformats.org/officeDocument/2006/relationships" xmlns:m="http://schemas.openxmlformats.org/officeDocument/2006/math" xmlns:v="urn:schemas-microsoft-com:vml" xmlns:wp14="http://schemas.microsoft.com/office/word/2010/wordprocessingDrawing" xmlns:wp="http://schemas.openxmlformats.org/drawingml/2006/wordprocessingDrawing" xmlns:w10="urn:schemas-microsoft-com:office:word" xmlns:w="http://schemas.openxmlformats.org/wordprocessingml/2006/main" xmlns:w14="http://schemas.microsoft.com/office/word/2010/wordml" xmlns:w15="http://schemas.microsoft.com/office/word/2012/wordml" xmlns:w16cex="http://schemas.microsoft.com/office/word/2018/wordml/cex" xmlns:w16cid="http://schemas.microsoft.com/office/word/2016/wordml/cid" xmlns:w16="http://schemas.microsoft.com/office/word/2018/wordml" xmlns:w16sdtdh="http://schemas.microsoft.com/office/word/2020/wordml/sdtdatahash" xmlns:w16se="http://schemas.microsoft.com/office/word/2015/wordml/symex" xmlns:wpg="http://schemas.microsoft.com/office/word/2010/wordprocessingGroup" xmlns:wpi="http://schemas.microsoft.com/office/word/2010/wordprocessingInk" xmlns:wne="http://schemas.microsoft.com/office/word/2006/wordml" xmlns:wps="http://schemas.microsoft.com/office/word/2010/wordprocessingShape" mc:Ignorable="w14 w15 w16se w16cid w16 w16cex w16sdtdh wp14">
+<w:document xmlns:wpc="http://schemas.microsoft.com/office/word/2010/wordprocessingCanvas" xmlns:cx="http://schemas.microsoft.com/office/drawing/2014/chartex" xmlns:cx1="http://schemas.microsoft.com/office/drawing/2015/9/8/chartex" xmlns:cx2="http://schemas.microsoft.com/office/drawing/2015/10/21/chartex" xmlns:cx3="http://schemas.microsoft.com/office/drawing/2016/5/9/chartex" xmlns:cx4="http://schemas.microsoft.com/office/drawing/2016/5/10/chartex" xmlns:cx5="http://schemas.microsoft.com/office/drawing/2016/5/11/chartex" xmlns:cx6="http://schemas.microsoft.com/office/drawing/2016/5/12/chartex" xmlns:cx7="http://schemas.microsoft.com/office/drawing/2016/5/13/chartex" xmlns:cx8="http://schemas.microsoft.com/office/drawing/2016/5/14/chartex" xmlns:mc="http://schemas.openxmlformats.org/markup-compatibility/2006" xmlns:aink="http://schemas.microsoft.com/office/drawing/2016/ink" xmlns:am3d="http://schemas.microsoft.com/office/drawing/2017/model3d" xmlns:o="urn:schemas-microsoft-com:office:office" xmlns:oel="http://schemas.microsoft.com/office/2019/extlst" xmlns:r="http://schemas.openxmlformats.org/officeDocument/2006/relationships" xmlns:m="http://schemas.openxmlformats.org/officeDocument/2006/math" xmlns:v="urn:schemas-microsoft-com:vml" xmlns:wp14="http://schemas.microsoft.com/office/word/2010/wordprocessingDrawing" xmlns:wp="http://schemas.openxmlformats.org/drawingml/2006/wordprocessingDrawing" xmlns:w10="urn:schemas-microsoft-com:office:word" xmlns:w="http://schemas.openxmlformats.org/wordprocessingml/2006/main" xmlns:w14="http://schemas.microsoft.com/office/word/2010/wordml" xmlns:w15="http://schemas.microsoft.com/office/word/2012/wordml" xmlns:w16cex="http://schemas.microsoft.com/office/word/2018/wordml/cex" xmlns:w16cid="http://schemas.microsoft.com/office/word/2016/wordml/cid" xmlns:w16="http://schemas.microsoft.com/office/word/2018/wordml" xmlns:w16du="http://schemas.microsoft.com/office/word/2023/wordml/word16du" xmlns:w16sdtdh="http://schemas.microsoft.com/office/word/2020/wordml/sdtdatahash" xmlns:w16sdtfl="http://schemas.microsoft.com/office/word/2024/wordml/sdtformatlock" xmlns:w16se="http://schemas.microsoft.com/office/word/2015/wordml/symex" xmlns:wpg="http://schemas.microsoft.com/office/word/2010/wordprocessingGroup" xmlns:wpi="http://schemas.microsoft.com/office/word/2010/wordprocessingInk" xmlns:wne="http://schemas.microsoft.com/office/word/2006/wordml" xmlns:wps="http://schemas.microsoft.com/office/word/2010/wordprocessingShape" mc:Ignorable="w14 w15 w16se w16cid w16 w16cex w16sdtdh w16sdtfl w16du wp14">
   <w:body>
-    <w:p>
-      <w:pPr>
-        <w:pStyle w:val="Quote"/>
-      </w:pPr>
-      <w:r>
-        <w:t>“</w:t>
-      </w:r>
-      <w:r>
-        <w:t>The Church of Ecstasy</w:t>
-      </w:r>
-      <w:r>
-        <w:t xml:space="preserve"> is moving </w:t>
-      </w:r>
-      <w:r>
-        <w:t>to absorb some smaller sect from White</w:t>
-      </w:r>
-      <w:r>
-        <w:t>hollow.”</w:t>
-      </w:r>
-    </w:p>
     <w:p>
       <w:pPr>
         <w:pStyle w:val="ParagraphNormal"/>
@@ -29,25 +9,10 @@
         <w:jc w:val="both"/>
       </w:pPr>
       <w:r>
-        <w:t xml:space="preserve">In a </w:t>
+        <w:t xml:space="preserve">The wind is bitter cold, </w:t>
       </w:r>
       <w:r>
-        <w:t xml:space="preserve">Sister Roslyn </w:t>
-      </w:r>
-      <w:r>
-        <w:rPr>
-          <w:vertAlign w:val="subscript"/>
-        </w:rPr>
-        <w:t>(patient, arcane)</w:t>
-      </w:r>
-      <w:r>
-        <w:rPr>
-          <w:vertAlign w:val="subscript"/>
-        </w:rPr>
-        <w:t xml:space="preserve"> </w:t>
-      </w:r>
-      <w:r>
-        <w:t xml:space="preserve">lays out </w:t>
+        <w:t xml:space="preserve">the </w:t>
       </w:r>
     </w:p>
     <w:tbl>
@@ -139,10 +104,114 @@
               <w:t xml:space="preserve"> </w:t>
             </w:r>
             <w:r>
-              <w:t>Ut sem viverra aliquet eget sit amet. Urna id volutpat lacus laoreet non curabitur gravida.</w:t>
-            </w:r>
-            <w:r>
-              <w:t xml:space="preserve"> Est lorem ipsum dolor sit amet consectetur adipiscing.</w:t>
+              <w:t xml:space="preserve">Ut </w:t>
+            </w:r>
+            <w:proofErr w:type="spellStart"/>
+            <w:r>
+              <w:t>sem</w:t>
+            </w:r>
+            <w:proofErr w:type="spellEnd"/>
+            <w:r>
+              <w:t xml:space="preserve"> </w:t>
+            </w:r>
+            <w:proofErr w:type="spellStart"/>
+            <w:r>
+              <w:t>viverra</w:t>
+            </w:r>
+            <w:proofErr w:type="spellEnd"/>
+            <w:r>
+              <w:t xml:space="preserve"> </w:t>
+            </w:r>
+            <w:proofErr w:type="spellStart"/>
+            <w:r>
+              <w:t>aliquet</w:t>
+            </w:r>
+            <w:proofErr w:type="spellEnd"/>
+            <w:r>
+              <w:t xml:space="preserve"> </w:t>
+            </w:r>
+            <w:proofErr w:type="spellStart"/>
+            <w:r>
+              <w:t>eget</w:t>
+            </w:r>
+            <w:proofErr w:type="spellEnd"/>
+            <w:r>
+              <w:t xml:space="preserve"> sit </w:t>
+            </w:r>
+            <w:proofErr w:type="spellStart"/>
+            <w:r>
+              <w:t>amet</w:t>
+            </w:r>
+            <w:proofErr w:type="spellEnd"/>
+            <w:r>
+              <w:t xml:space="preserve">. Urna id </w:t>
+            </w:r>
+            <w:proofErr w:type="spellStart"/>
+            <w:r>
+              <w:t>volutpat</w:t>
+            </w:r>
+            <w:proofErr w:type="spellEnd"/>
+            <w:r>
+              <w:t xml:space="preserve"> </w:t>
+            </w:r>
+            <w:proofErr w:type="spellStart"/>
+            <w:r>
+              <w:t>lacus</w:t>
+            </w:r>
+            <w:proofErr w:type="spellEnd"/>
+            <w:r>
+              <w:t xml:space="preserve"> </w:t>
+            </w:r>
+            <w:proofErr w:type="spellStart"/>
+            <w:r>
+              <w:t>laoreet</w:t>
+            </w:r>
+            <w:proofErr w:type="spellEnd"/>
+            <w:r>
+              <w:t xml:space="preserve"> non </w:t>
+            </w:r>
+            <w:proofErr w:type="spellStart"/>
+            <w:r>
+              <w:t>curabitur</w:t>
+            </w:r>
+            <w:proofErr w:type="spellEnd"/>
+            <w:r>
+              <w:t xml:space="preserve"> gravida.</w:t>
+            </w:r>
+            <w:r>
+              <w:t xml:space="preserve"> Est lorem ipsum dolor </w:t>
+            </w:r>
+            <w:proofErr w:type="gramStart"/>
+            <w:r>
+              <w:t>sit</w:t>
+            </w:r>
+            <w:proofErr w:type="gramEnd"/>
+            <w:r>
+              <w:t xml:space="preserve"> </w:t>
+            </w:r>
+            <w:proofErr w:type="spellStart"/>
+            <w:r>
+              <w:t>amet</w:t>
+            </w:r>
+            <w:proofErr w:type="spellEnd"/>
+            <w:r>
+              <w:t xml:space="preserve"> </w:t>
+            </w:r>
+            <w:proofErr w:type="spellStart"/>
+            <w:r>
+              <w:t>consectetur</w:t>
+            </w:r>
+            <w:proofErr w:type="spellEnd"/>
+            <w:r>
+              <w:t xml:space="preserve"> </w:t>
+            </w:r>
+            <w:proofErr w:type="spellStart"/>
+            <w:r>
+              <w:t>adipiscing</w:t>
+            </w:r>
+            <w:proofErr w:type="spellEnd"/>
+            <w:r>
+              <w:t>.</w:t>
             </w:r>
           </w:p>
           <w:tbl>
@@ -177,12 +246,14 @@
                   <w:pPr>
                     <w:pStyle w:val="ParagraphNormal"/>
                   </w:pPr>
+                  <w:proofErr w:type="spellStart"/>
                   <w:r>
                     <w:rPr>
                       <w:rStyle w:val="Strong"/>
                     </w:rPr>
                     <w:t>Turpis</w:t>
                   </w:r>
+                  <w:proofErr w:type="spellEnd"/>
                   <w:r>
                     <w:rPr>
                       <w:rStyle w:val="Strong"/>
@@ -199,7 +270,47 @@
                     <w:t xml:space="preserve"> </w:t>
                   </w:r>
                   <w:r>
-                    <w:t xml:space="preserve">Urna condimentum mattis pellentesque id nibh tortor. </w:t>
+                    <w:t xml:space="preserve">Urna </w:t>
+                  </w:r>
+                  <w:proofErr w:type="spellStart"/>
+                  <w:r>
+                    <w:t>condimentum</w:t>
+                  </w:r>
+                  <w:proofErr w:type="spellEnd"/>
+                  <w:r>
+                    <w:t xml:space="preserve"> </w:t>
+                  </w:r>
+                  <w:proofErr w:type="spellStart"/>
+                  <w:r>
+                    <w:t>mattis</w:t>
+                  </w:r>
+                  <w:proofErr w:type="spellEnd"/>
+                  <w:r>
+                    <w:t xml:space="preserve"> </w:t>
+                  </w:r>
+                  <w:proofErr w:type="spellStart"/>
+                  <w:r>
+                    <w:t>pellentesque</w:t>
+                  </w:r>
+                  <w:proofErr w:type="spellEnd"/>
+                  <w:r>
+                    <w:t xml:space="preserve"> id </w:t>
+                  </w:r>
+                  <w:proofErr w:type="spellStart"/>
+                  <w:r>
+                    <w:t>nibh</w:t>
+                  </w:r>
+                  <w:proofErr w:type="spellEnd"/>
+                  <w:r>
+                    <w:t xml:space="preserve"> </w:t>
+                  </w:r>
+                  <w:proofErr w:type="spellStart"/>
+                  <w:r>
+                    <w:t>tortor</w:t>
+                  </w:r>
+                  <w:proofErr w:type="spellEnd"/>
+                  <w:r>
+                    <w:t xml:space="preserve">. </w:t>
                   </w:r>
                 </w:p>
                 <w:p>
@@ -216,8 +327,13 @@
                     <w:t xml:space="preserve"> </w:t>
                   </w:r>
                   <w:r>
-                    <w:t>Lorem ipsun</w:t>
-                  </w:r>
+                    <w:t xml:space="preserve">Lorem </w:t>
+                  </w:r>
+                  <w:proofErr w:type="spellStart"/>
+                  <w:r>
+                    <w:t>ipsun</w:t>
+                  </w:r>
+                  <w:proofErr w:type="spellEnd"/>
                   <w:r>
                     <w:t xml:space="preserve"> staff</w:t>
                   </w:r>
@@ -239,8 +355,13 @@
                     <w:t xml:space="preserve"> </w:t>
                   </w:r>
                   <w:r>
-                    <w:t>Fermentum posuere</w:t>
-                  </w:r>
+                    <w:t xml:space="preserve">Fermentum </w:t>
+                  </w:r>
+                  <w:proofErr w:type="spellStart"/>
+                  <w:r>
+                    <w:t>posuere</w:t>
+                  </w:r>
+                  <w:proofErr w:type="spellEnd"/>
                 </w:p>
                 <w:p>
                   <w:pPr>
@@ -263,8 +384,13 @@
                     <w:t xml:space="preserve"> </w:t>
                   </w:r>
                   <w:r>
-                    <w:t>Dolor sit amet</w:t>
-                  </w:r>
+                    <w:t xml:space="preserve">Dolor sit </w:t>
+                  </w:r>
+                  <w:proofErr w:type="spellStart"/>
+                  <w:r>
+                    <w:t>amet</w:t>
+                  </w:r>
+                  <w:proofErr w:type="spellEnd"/>
                 </w:p>
               </w:tc>
               <w:tc>
@@ -282,12 +408,14 @@
                   <w:pPr>
                     <w:pStyle w:val="ParagraphNormal"/>
                   </w:pPr>
+                  <w:proofErr w:type="spellStart"/>
                   <w:r>
                     <w:rPr>
                       <w:rStyle w:val="Strong"/>
                     </w:rPr>
                     <w:t>Turpis</w:t>
                   </w:r>
+                  <w:proofErr w:type="spellEnd"/>
                   <w:r>
                     <w:rPr>
                       <w:rStyle w:val="Strong"/>
@@ -304,7 +432,47 @@
                     <w:t xml:space="preserve"> </w:t>
                   </w:r>
                   <w:r>
-                    <w:t xml:space="preserve">Urna condimentum mattis pellentesque id nibh tortor. </w:t>
+                    <w:t xml:space="preserve">Urna </w:t>
+                  </w:r>
+                  <w:proofErr w:type="spellStart"/>
+                  <w:r>
+                    <w:t>condimentum</w:t>
+                  </w:r>
+                  <w:proofErr w:type="spellEnd"/>
+                  <w:r>
+                    <w:t xml:space="preserve"> </w:t>
+                  </w:r>
+                  <w:proofErr w:type="spellStart"/>
+                  <w:r>
+                    <w:t>mattis</w:t>
+                  </w:r>
+                  <w:proofErr w:type="spellEnd"/>
+                  <w:r>
+                    <w:t xml:space="preserve"> </w:t>
+                  </w:r>
+                  <w:proofErr w:type="spellStart"/>
+                  <w:r>
+                    <w:t>pellentesque</w:t>
+                  </w:r>
+                  <w:proofErr w:type="spellEnd"/>
+                  <w:r>
+                    <w:t xml:space="preserve"> id </w:t>
+                  </w:r>
+                  <w:proofErr w:type="spellStart"/>
+                  <w:r>
+                    <w:t>nibh</w:t>
+                  </w:r>
+                  <w:proofErr w:type="spellEnd"/>
+                  <w:r>
+                    <w:t xml:space="preserve"> </w:t>
+                  </w:r>
+                  <w:proofErr w:type="spellStart"/>
+                  <w:r>
+                    <w:t>tortor</w:t>
+                  </w:r>
+                  <w:proofErr w:type="spellEnd"/>
+                  <w:r>
+                    <w:t xml:space="preserve">. </w:t>
                   </w:r>
                 </w:p>
                 <w:p>
@@ -321,8 +489,13 @@
                     <w:t xml:space="preserve"> </w:t>
                   </w:r>
                   <w:r>
-                    <w:t>Lorem ipsun</w:t>
-                  </w:r>
+                    <w:t xml:space="preserve">Lorem </w:t>
+                  </w:r>
+                  <w:proofErr w:type="spellStart"/>
+                  <w:r>
+                    <w:t>ipsun</w:t>
+                  </w:r>
+                  <w:proofErr w:type="spellEnd"/>
                   <w:r>
                     <w:t xml:space="preserve"> staff</w:t>
                   </w:r>
@@ -344,8 +517,13 @@
                     <w:t xml:space="preserve"> </w:t>
                   </w:r>
                   <w:r>
-                    <w:t>Fermentum posuere</w:t>
-                  </w:r>
+                    <w:t xml:space="preserve">Fermentum </w:t>
+                  </w:r>
+                  <w:proofErr w:type="spellStart"/>
+                  <w:r>
+                    <w:t>posuere</w:t>
+                  </w:r>
+                  <w:proofErr w:type="spellEnd"/>
                 </w:p>
                 <w:p>
                   <w:pPr>
@@ -368,8 +546,13 @@
                     <w:t xml:space="preserve"> </w:t>
                   </w:r>
                   <w:r>
-                    <w:t>Dolor sit amet</w:t>
-                  </w:r>
+                    <w:t xml:space="preserve">Dolor sit </w:t>
+                  </w:r>
+                  <w:proofErr w:type="spellStart"/>
+                  <w:r>
+                    <w:t>amet</w:t>
+                  </w:r>
+                  <w:proofErr w:type="spellEnd"/>
                   <w:r>
                     <w:rPr>
                       <w:sz w:val="24"/>
@@ -387,12 +570,14 @@
                   <w:pPr>
                     <w:pStyle w:val="ParagraphNormal"/>
                   </w:pPr>
+                  <w:proofErr w:type="spellStart"/>
                   <w:r>
                     <w:rPr>
                       <w:rStyle w:val="Strong"/>
                     </w:rPr>
                     <w:t>Turpis</w:t>
                   </w:r>
+                  <w:proofErr w:type="spellEnd"/>
                   <w:r>
                     <w:rPr>
                       <w:rStyle w:val="Strong"/>
@@ -409,7 +594,47 @@
                     <w:t xml:space="preserve"> </w:t>
                   </w:r>
                   <w:r>
-                    <w:t xml:space="preserve">Urna condimentum mattis pellentesque id nibh tortor. </w:t>
+                    <w:t xml:space="preserve">Urna </w:t>
+                  </w:r>
+                  <w:proofErr w:type="spellStart"/>
+                  <w:r>
+                    <w:t>condimentum</w:t>
+                  </w:r>
+                  <w:proofErr w:type="spellEnd"/>
+                  <w:r>
+                    <w:t xml:space="preserve"> </w:t>
+                  </w:r>
+                  <w:proofErr w:type="spellStart"/>
+                  <w:r>
+                    <w:t>mattis</w:t>
+                  </w:r>
+                  <w:proofErr w:type="spellEnd"/>
+                  <w:r>
+                    <w:t xml:space="preserve"> </w:t>
+                  </w:r>
+                  <w:proofErr w:type="spellStart"/>
+                  <w:r>
+                    <w:t>pellentesque</w:t>
+                  </w:r>
+                  <w:proofErr w:type="spellEnd"/>
+                  <w:r>
+                    <w:t xml:space="preserve"> id </w:t>
+                  </w:r>
+                  <w:proofErr w:type="spellStart"/>
+                  <w:r>
+                    <w:t>nibh</w:t>
+                  </w:r>
+                  <w:proofErr w:type="spellEnd"/>
+                  <w:r>
+                    <w:t xml:space="preserve"> </w:t>
+                  </w:r>
+                  <w:proofErr w:type="spellStart"/>
+                  <w:r>
+                    <w:t>tortor</w:t>
+                  </w:r>
+                  <w:proofErr w:type="spellEnd"/>
+                  <w:r>
+                    <w:t xml:space="preserve">. </w:t>
                   </w:r>
                 </w:p>
                 <w:p>
@@ -426,8 +651,13 @@
                     <w:t xml:space="preserve"> </w:t>
                   </w:r>
                   <w:r>
-                    <w:t>Lorem ipsun</w:t>
-                  </w:r>
+                    <w:t xml:space="preserve">Lorem </w:t>
+                  </w:r>
+                  <w:proofErr w:type="spellStart"/>
+                  <w:r>
+                    <w:t>ipsun</w:t>
+                  </w:r>
+                  <w:proofErr w:type="spellEnd"/>
                   <w:r>
                     <w:t xml:space="preserve"> staff</w:t>
                   </w:r>
@@ -449,8 +679,13 @@
                     <w:t xml:space="preserve"> </w:t>
                   </w:r>
                   <w:r>
-                    <w:t>Fermentum posuere</w:t>
-                  </w:r>
+                    <w:t xml:space="preserve">Fermentum </w:t>
+                  </w:r>
+                  <w:proofErr w:type="spellStart"/>
+                  <w:r>
+                    <w:t>posuere</w:t>
+                  </w:r>
+                  <w:proofErr w:type="spellEnd"/>
                 </w:p>
                 <w:p>
                   <w:pPr>
@@ -475,8 +710,13 @@
                     <w:t xml:space="preserve"> </w:t>
                   </w:r>
                   <w:r>
-                    <w:t>Dolor sit amet</w:t>
-                  </w:r>
+                    <w:t xml:space="preserve">Dolor sit </w:t>
+                  </w:r>
+                  <w:proofErr w:type="spellStart"/>
+                  <w:r>
+                    <w:t>amet</w:t>
+                  </w:r>
+                  <w:proofErr w:type="spellEnd"/>
                 </w:p>
               </w:tc>
             </w:tr>
@@ -487,7 +727,87 @@
               <w:jc w:val="both"/>
             </w:pPr>
             <w:r>
-              <w:t>Bibendum enim facilisis gravida neque convallis a. Rhoncus aenean vel elit scelerisque mauris pellentesque pulvinar pellentesque.</w:t>
+              <w:t xml:space="preserve">Bibendum </w:t>
+            </w:r>
+            <w:proofErr w:type="spellStart"/>
+            <w:r>
+              <w:t>enim</w:t>
+            </w:r>
+            <w:proofErr w:type="spellEnd"/>
+            <w:r>
+              <w:t xml:space="preserve"> </w:t>
+            </w:r>
+            <w:proofErr w:type="spellStart"/>
+            <w:r>
+              <w:t>facilisis</w:t>
+            </w:r>
+            <w:proofErr w:type="spellEnd"/>
+            <w:r>
+              <w:t xml:space="preserve"> gravida </w:t>
+            </w:r>
+            <w:proofErr w:type="spellStart"/>
+            <w:r>
+              <w:t>neque</w:t>
+            </w:r>
+            <w:proofErr w:type="spellEnd"/>
+            <w:r>
+              <w:t xml:space="preserve"> convallis a. </w:t>
+            </w:r>
+            <w:proofErr w:type="spellStart"/>
+            <w:r>
+              <w:t>Rhoncus</w:t>
+            </w:r>
+            <w:proofErr w:type="spellEnd"/>
+            <w:r>
+              <w:t xml:space="preserve"> </w:t>
+            </w:r>
+            <w:proofErr w:type="spellStart"/>
+            <w:r>
+              <w:t>aenean</w:t>
+            </w:r>
+            <w:proofErr w:type="spellEnd"/>
+            <w:r>
+              <w:t xml:space="preserve"> vel </w:t>
+            </w:r>
+            <w:proofErr w:type="spellStart"/>
+            <w:r>
+              <w:t>elit</w:t>
+            </w:r>
+            <w:proofErr w:type="spellEnd"/>
+            <w:r>
+              <w:t xml:space="preserve"> </w:t>
+            </w:r>
+            <w:proofErr w:type="spellStart"/>
+            <w:r>
+              <w:t>scelerisque</w:t>
+            </w:r>
+            <w:proofErr w:type="spellEnd"/>
+            <w:r>
+              <w:t xml:space="preserve"> </w:t>
+            </w:r>
+            <w:proofErr w:type="spellStart"/>
+            <w:r>
+              <w:t>mauris</w:t>
+            </w:r>
+            <w:proofErr w:type="spellEnd"/>
+            <w:r>
+              <w:t xml:space="preserve"> </w:t>
+            </w:r>
+            <w:proofErr w:type="spellStart"/>
+            <w:r>
+              <w:t>pellentesque</w:t>
+            </w:r>
+            <w:proofErr w:type="spellEnd"/>
+            <w:r>
+              <w:t xml:space="preserve"> pulvinar </w:t>
+            </w:r>
+            <w:proofErr w:type="spellStart"/>
+            <w:r>
+              <w:t>pellentesque</w:t>
+            </w:r>
+            <w:proofErr w:type="spellEnd"/>
+            <w:r>
+              <w:t>.</w:t>
             </w:r>
           </w:p>
         </w:tc>
@@ -536,8 +856,13 @@
             <w:pPr>
               <w:pStyle w:val="SectionHeading"/>
             </w:pPr>
-            <w:r>
-              <w:t>Scenes  &amp; Complications</w:t>
+            <w:proofErr w:type="gramStart"/>
+            <w:r>
+              <w:t>Scenes  &amp;</w:t>
+            </w:r>
+            <w:proofErr w:type="gramEnd"/>
+            <w:r>
+              <w:t xml:space="preserve"> Complications</w:t>
             </w:r>
           </w:p>
         </w:tc>
@@ -584,13 +909,55 @@
                       <w:iCs/>
                     </w:rPr>
                   </w:pPr>
-                  <w:r>
-                    <w:rPr>
-                      <w:i/>
-                      <w:iCs/>
-                    </w:rPr>
-                    <w:t xml:space="preserve">Tristique et egestas quis ipsum </w:t>
-                  </w:r>
+                  <w:proofErr w:type="spellStart"/>
+                  <w:r>
+                    <w:rPr>
+                      <w:i/>
+                      <w:iCs/>
+                    </w:rPr>
+                    <w:t>Tristique</w:t>
+                  </w:r>
+                  <w:proofErr w:type="spellEnd"/>
+                  <w:r>
+                    <w:rPr>
+                      <w:i/>
+                      <w:iCs/>
+                    </w:rPr>
+                    <w:t xml:space="preserve"> et </w:t>
+                  </w:r>
+                  <w:proofErr w:type="spellStart"/>
+                  <w:r>
+                    <w:rPr>
+                      <w:i/>
+                      <w:iCs/>
+                    </w:rPr>
+                    <w:t>egestas</w:t>
+                  </w:r>
+                  <w:proofErr w:type="spellEnd"/>
+                  <w:r>
+                    <w:rPr>
+                      <w:i/>
+                      <w:iCs/>
+                    </w:rPr>
+                    <w:t xml:space="preserve"> </w:t>
+                  </w:r>
+                  <w:proofErr w:type="spellStart"/>
+                  <w:r>
+                    <w:rPr>
+                      <w:i/>
+                      <w:iCs/>
+                    </w:rPr>
+                    <w:t>quis</w:t>
+                  </w:r>
+                  <w:proofErr w:type="spellEnd"/>
+                  <w:r>
+                    <w:rPr>
+                      <w:i/>
+                      <w:iCs/>
+                    </w:rPr>
+                    <w:t xml:space="preserve"> ipsum </w:t>
+                  </w:r>
+                  <w:proofErr w:type="spellStart"/>
                   <w:r>
                     <w:rPr>
                       <w:rStyle w:val="Strong"/>
@@ -599,19 +966,68 @@
                     </w:rPr>
                     <w:t>suspendisse</w:t>
                   </w:r>
-                  <w:r>
-                    <w:rPr>
-                      <w:i/>
-                      <w:iCs/>
-                    </w:rPr>
-                    <w:t xml:space="preserve"> ultrices.</w:t>
-                  </w:r>
-                  <w:r>
-                    <w:rPr>
-                      <w:i/>
-                      <w:iCs/>
-                    </w:rPr>
-                    <w:t xml:space="preserve"> Elementum nisi quis.</w:t>
+                  <w:proofErr w:type="spellEnd"/>
+                  <w:r>
+                    <w:rPr>
+                      <w:i/>
+                      <w:iCs/>
+                    </w:rPr>
+                    <w:t xml:space="preserve"> </w:t>
+                  </w:r>
+                  <w:proofErr w:type="spellStart"/>
+                  <w:r>
+                    <w:rPr>
+                      <w:i/>
+                      <w:iCs/>
+                    </w:rPr>
+                    <w:t>ultrices</w:t>
+                  </w:r>
+                  <w:proofErr w:type="spellEnd"/>
+                  <w:r>
+                    <w:rPr>
+                      <w:i/>
+                      <w:iCs/>
+                    </w:rPr>
+                    <w:t>.</w:t>
+                  </w:r>
+                  <w:r>
+                    <w:rPr>
+                      <w:i/>
+                      <w:iCs/>
+                    </w:rPr>
+                    <w:t xml:space="preserve"> </w:t>
+                  </w:r>
+                  <w:proofErr w:type="spellStart"/>
+                  <w:r>
+                    <w:rPr>
+                      <w:i/>
+                      <w:iCs/>
+                    </w:rPr>
+                    <w:t>Elementum</w:t>
+                  </w:r>
+                  <w:proofErr w:type="spellEnd"/>
+                  <w:r>
+                    <w:rPr>
+                      <w:i/>
+                      <w:iCs/>
+                    </w:rPr>
+                    <w:t xml:space="preserve"> nisi </w:t>
+                  </w:r>
+                  <w:proofErr w:type="spellStart"/>
+                  <w:r>
+                    <w:rPr>
+                      <w:i/>
+                      <w:iCs/>
+                    </w:rPr>
+                    <w:t>quis</w:t>
+                  </w:r>
+                  <w:proofErr w:type="spellEnd"/>
+                  <w:r>
+                    <w:rPr>
+                      <w:i/>
+                      <w:iCs/>
+                    </w:rPr>
+                    <w:t>.</w:t>
                   </w:r>
                 </w:p>
                 <w:p>
@@ -628,8 +1044,37 @@
                     <w:t xml:space="preserve"> </w:t>
                   </w:r>
                   <w:r>
-                    <w:t>Habitant morbi tristique senectus et netus</w:t>
-                  </w:r>
+                    <w:t xml:space="preserve">Habitant </w:t>
+                  </w:r>
+                  <w:proofErr w:type="spellStart"/>
+                  <w:r>
+                    <w:t>morbi</w:t>
+                  </w:r>
+                  <w:proofErr w:type="spellEnd"/>
+                  <w:r>
+                    <w:t xml:space="preserve"> </w:t>
+                  </w:r>
+                  <w:proofErr w:type="spellStart"/>
+                  <w:r>
+                    <w:t>tristique</w:t>
+                  </w:r>
+                  <w:proofErr w:type="spellEnd"/>
+                  <w:r>
+                    <w:t xml:space="preserve"> </w:t>
+                  </w:r>
+                  <w:proofErr w:type="spellStart"/>
+                  <w:r>
+                    <w:t>senectus</w:t>
+                  </w:r>
+                  <w:proofErr w:type="spellEnd"/>
+                  <w:r>
+                    <w:t xml:space="preserve"> et </w:t>
+                  </w:r>
+                  <w:proofErr w:type="spellStart"/>
+                  <w:r>
+                    <w:t>netus</w:t>
+                  </w:r>
+                  <w:proofErr w:type="spellEnd"/>
                 </w:p>
                 <w:p>
                   <w:pPr>
@@ -645,7 +1090,63 @@
                     <w:t xml:space="preserve"> </w:t>
                   </w:r>
                   <w:r>
-                    <w:t>Eget velit aliquet sagittis id consectetur purus ut faucibus pulvinar</w:t>
+                    <w:t xml:space="preserve">Eget </w:t>
+                  </w:r>
+                  <w:proofErr w:type="spellStart"/>
+                  <w:r>
+                    <w:t>velit</w:t>
+                  </w:r>
+                  <w:proofErr w:type="spellEnd"/>
+                  <w:r>
+                    <w:t xml:space="preserve"> </w:t>
+                  </w:r>
+                  <w:proofErr w:type="spellStart"/>
+                  <w:r>
+                    <w:t>aliquet</w:t>
+                  </w:r>
+                  <w:proofErr w:type="spellEnd"/>
+                  <w:r>
+                    <w:t xml:space="preserve"> </w:t>
+                  </w:r>
+                  <w:proofErr w:type="spellStart"/>
+                  <w:r>
+                    <w:t>sagittis</w:t>
+                  </w:r>
+                  <w:proofErr w:type="spellEnd"/>
+                  <w:r>
+                    <w:t xml:space="preserve"> id </w:t>
+                  </w:r>
+                  <w:proofErr w:type="spellStart"/>
+                  <w:r>
+                    <w:t>consectetur</w:t>
+                  </w:r>
+                  <w:proofErr w:type="spellEnd"/>
+                  <w:r>
+                    <w:t xml:space="preserve"> </w:t>
+                  </w:r>
+                  <w:proofErr w:type="spellStart"/>
+                  <w:r>
+                    <w:t>purus</w:t>
+                  </w:r>
+                  <w:proofErr w:type="spellEnd"/>
+                  <w:r>
+                    <w:t xml:space="preserve"> </w:t>
+                  </w:r>
+                  <w:proofErr w:type="spellStart"/>
+                  <w:r>
+                    <w:t>ut</w:t>
+                  </w:r>
+                  <w:proofErr w:type="spellEnd"/>
+                  <w:r>
+                    <w:t xml:space="preserve"> </w:t>
+                  </w:r>
+                  <w:proofErr w:type="spellStart"/>
+                  <w:r>
+                    <w:t>faucibus</w:t>
+                  </w:r>
+                  <w:proofErr w:type="spellEnd"/>
+                  <w:r>
+                    <w:t xml:space="preserve"> pulvinar</w:t>
                   </w:r>
                 </w:p>
                 <w:p>
@@ -662,8 +1163,21 @@
                     <w:t xml:space="preserve"> </w:t>
                   </w:r>
                   <w:r>
-                    <w:t>Platea dictumst vestibulum rhoncus</w:t>
-                  </w:r>
+                    <w:t xml:space="preserve">Platea </w:t>
+                  </w:r>
+                  <w:proofErr w:type="spellStart"/>
+                  <w:r>
+                    <w:t>dictumst</w:t>
+                  </w:r>
+                  <w:proofErr w:type="spellEnd"/>
+                  <w:r>
+                    <w:t xml:space="preserve"> vestibulum </w:t>
+                  </w:r>
+                  <w:proofErr w:type="spellStart"/>
+                  <w:r>
+                    <w:t>rhoncus</w:t>
+                  </w:r>
+                  <w:proofErr w:type="spellEnd"/>
                 </w:p>
               </w:tc>
               <w:tc>
@@ -686,13 +1200,55 @@
                       <w:iCs/>
                     </w:rPr>
                   </w:pPr>
-                  <w:r>
-                    <w:rPr>
-                      <w:i/>
-                      <w:iCs/>
-                    </w:rPr>
-                    <w:t xml:space="preserve">Tristique et egestas quis ipsum </w:t>
-                  </w:r>
+                  <w:proofErr w:type="spellStart"/>
+                  <w:r>
+                    <w:rPr>
+                      <w:i/>
+                      <w:iCs/>
+                    </w:rPr>
+                    <w:t>Tristique</w:t>
+                  </w:r>
+                  <w:proofErr w:type="spellEnd"/>
+                  <w:r>
+                    <w:rPr>
+                      <w:i/>
+                      <w:iCs/>
+                    </w:rPr>
+                    <w:t xml:space="preserve"> et </w:t>
+                  </w:r>
+                  <w:proofErr w:type="spellStart"/>
+                  <w:r>
+                    <w:rPr>
+                      <w:i/>
+                      <w:iCs/>
+                    </w:rPr>
+                    <w:t>egestas</w:t>
+                  </w:r>
+                  <w:proofErr w:type="spellEnd"/>
+                  <w:r>
+                    <w:rPr>
+                      <w:i/>
+                      <w:iCs/>
+                    </w:rPr>
+                    <w:t xml:space="preserve"> </w:t>
+                  </w:r>
+                  <w:proofErr w:type="spellStart"/>
+                  <w:r>
+                    <w:rPr>
+                      <w:i/>
+                      <w:iCs/>
+                    </w:rPr>
+                    <w:t>quis</w:t>
+                  </w:r>
+                  <w:proofErr w:type="spellEnd"/>
+                  <w:r>
+                    <w:rPr>
+                      <w:i/>
+                      <w:iCs/>
+                    </w:rPr>
+                    <w:t xml:space="preserve"> ipsum </w:t>
+                  </w:r>
+                  <w:proofErr w:type="spellStart"/>
                   <w:r>
                     <w:rPr>
                       <w:rStyle w:val="Strong"/>
@@ -701,12 +1257,61 @@
                     </w:rPr>
                     <w:t>suspendisse</w:t>
                   </w:r>
-                  <w:r>
-                    <w:rPr>
-                      <w:i/>
-                      <w:iCs/>
-                    </w:rPr>
-                    <w:t xml:space="preserve"> ultrices. Elementum nisi quis.</w:t>
+                  <w:proofErr w:type="spellEnd"/>
+                  <w:r>
+                    <w:rPr>
+                      <w:i/>
+                      <w:iCs/>
+                    </w:rPr>
+                    <w:t xml:space="preserve"> </w:t>
+                  </w:r>
+                  <w:proofErr w:type="spellStart"/>
+                  <w:r>
+                    <w:rPr>
+                      <w:i/>
+                      <w:iCs/>
+                    </w:rPr>
+                    <w:t>ultrices</w:t>
+                  </w:r>
+                  <w:proofErr w:type="spellEnd"/>
+                  <w:r>
+                    <w:rPr>
+                      <w:i/>
+                      <w:iCs/>
+                    </w:rPr>
+                    <w:t xml:space="preserve">. </w:t>
+                  </w:r>
+                  <w:proofErr w:type="spellStart"/>
+                  <w:r>
+                    <w:rPr>
+                      <w:i/>
+                      <w:iCs/>
+                    </w:rPr>
+                    <w:t>Elementum</w:t>
+                  </w:r>
+                  <w:proofErr w:type="spellEnd"/>
+                  <w:r>
+                    <w:rPr>
+                      <w:i/>
+                      <w:iCs/>
+                    </w:rPr>
+                    <w:t xml:space="preserve"> nisi </w:t>
+                  </w:r>
+                  <w:proofErr w:type="spellStart"/>
+                  <w:r>
+                    <w:rPr>
+                      <w:i/>
+                      <w:iCs/>
+                    </w:rPr>
+                    <w:t>quis</w:t>
+                  </w:r>
+                  <w:proofErr w:type="spellEnd"/>
+                  <w:r>
+                    <w:rPr>
+                      <w:i/>
+                      <w:iCs/>
+                    </w:rPr>
+                    <w:t>.</w:t>
                   </w:r>
                 </w:p>
                 <w:p>
@@ -723,8 +1328,37 @@
                     <w:t xml:space="preserve"> </w:t>
                   </w:r>
                   <w:r>
-                    <w:t>Habitant morbi tristique senectus et netus</w:t>
-                  </w:r>
+                    <w:t xml:space="preserve">Habitant </w:t>
+                  </w:r>
+                  <w:proofErr w:type="spellStart"/>
+                  <w:r>
+                    <w:t>morbi</w:t>
+                  </w:r>
+                  <w:proofErr w:type="spellEnd"/>
+                  <w:r>
+                    <w:t xml:space="preserve"> </w:t>
+                  </w:r>
+                  <w:proofErr w:type="spellStart"/>
+                  <w:r>
+                    <w:t>tristique</w:t>
+                  </w:r>
+                  <w:proofErr w:type="spellEnd"/>
+                  <w:r>
+                    <w:t xml:space="preserve"> </w:t>
+                  </w:r>
+                  <w:proofErr w:type="spellStart"/>
+                  <w:r>
+                    <w:t>senectus</w:t>
+                  </w:r>
+                  <w:proofErr w:type="spellEnd"/>
+                  <w:r>
+                    <w:t xml:space="preserve"> et </w:t>
+                  </w:r>
+                  <w:proofErr w:type="spellStart"/>
+                  <w:r>
+                    <w:t>netus</w:t>
+                  </w:r>
+                  <w:proofErr w:type="spellEnd"/>
                 </w:p>
                 <w:p>
                   <w:pPr>
@@ -740,7 +1374,63 @@
                     <w:t xml:space="preserve"> </w:t>
                   </w:r>
                   <w:r>
-                    <w:t>Eget velit aliquet sagittis id consectetur purus ut faucibus pulvinar</w:t>
+                    <w:t xml:space="preserve">Eget </w:t>
+                  </w:r>
+                  <w:proofErr w:type="spellStart"/>
+                  <w:r>
+                    <w:t>velit</w:t>
+                  </w:r>
+                  <w:proofErr w:type="spellEnd"/>
+                  <w:r>
+                    <w:t xml:space="preserve"> </w:t>
+                  </w:r>
+                  <w:proofErr w:type="spellStart"/>
+                  <w:r>
+                    <w:t>aliquet</w:t>
+                  </w:r>
+                  <w:proofErr w:type="spellEnd"/>
+                  <w:r>
+                    <w:t xml:space="preserve"> </w:t>
+                  </w:r>
+                  <w:proofErr w:type="spellStart"/>
+                  <w:r>
+                    <w:t>sagittis</w:t>
+                  </w:r>
+                  <w:proofErr w:type="spellEnd"/>
+                  <w:r>
+                    <w:t xml:space="preserve"> id </w:t>
+                  </w:r>
+                  <w:proofErr w:type="spellStart"/>
+                  <w:r>
+                    <w:t>consectetur</w:t>
+                  </w:r>
+                  <w:proofErr w:type="spellEnd"/>
+                  <w:r>
+                    <w:t xml:space="preserve"> </w:t>
+                  </w:r>
+                  <w:proofErr w:type="spellStart"/>
+                  <w:r>
+                    <w:t>purus</w:t>
+                  </w:r>
+                  <w:proofErr w:type="spellEnd"/>
+                  <w:r>
+                    <w:t xml:space="preserve"> </w:t>
+                  </w:r>
+                  <w:proofErr w:type="spellStart"/>
+                  <w:r>
+                    <w:t>ut</w:t>
+                  </w:r>
+                  <w:proofErr w:type="spellEnd"/>
+                  <w:r>
+                    <w:t xml:space="preserve"> </w:t>
+                  </w:r>
+                  <w:proofErr w:type="spellStart"/>
+                  <w:r>
+                    <w:t>faucibus</w:t>
+                  </w:r>
+                  <w:proofErr w:type="spellEnd"/>
+                  <w:r>
+                    <w:t xml:space="preserve"> pulvinar</w:t>
                   </w:r>
                 </w:p>
                 <w:p>
@@ -761,8 +1451,21 @@
                     <w:t xml:space="preserve"> </w:t>
                   </w:r>
                   <w:r>
-                    <w:t>Platea dictumst vestibulum rhoncus</w:t>
-                  </w:r>
+                    <w:t xml:space="preserve">Platea </w:t>
+                  </w:r>
+                  <w:proofErr w:type="spellStart"/>
+                  <w:r>
+                    <w:t>dictumst</w:t>
+                  </w:r>
+                  <w:proofErr w:type="spellEnd"/>
+                  <w:r>
+                    <w:t xml:space="preserve"> vestibulum </w:t>
+                  </w:r>
+                  <w:proofErr w:type="spellStart"/>
+                  <w:r>
+                    <w:t>rhoncus</w:t>
+                  </w:r>
+                  <w:proofErr w:type="spellEnd"/>
                 </w:p>
               </w:tc>
             </w:tr>
@@ -787,13 +1490,55 @@
                       <w:iCs/>
                     </w:rPr>
                   </w:pPr>
-                  <w:r>
-                    <w:rPr>
-                      <w:i/>
-                      <w:iCs/>
-                    </w:rPr>
-                    <w:t xml:space="preserve">Tristique et egestas quis ipsum </w:t>
-                  </w:r>
+                  <w:proofErr w:type="spellStart"/>
+                  <w:r>
+                    <w:rPr>
+                      <w:i/>
+                      <w:iCs/>
+                    </w:rPr>
+                    <w:t>Tristique</w:t>
+                  </w:r>
+                  <w:proofErr w:type="spellEnd"/>
+                  <w:r>
+                    <w:rPr>
+                      <w:i/>
+                      <w:iCs/>
+                    </w:rPr>
+                    <w:t xml:space="preserve"> et </w:t>
+                  </w:r>
+                  <w:proofErr w:type="spellStart"/>
+                  <w:r>
+                    <w:rPr>
+                      <w:i/>
+                      <w:iCs/>
+                    </w:rPr>
+                    <w:t>egestas</w:t>
+                  </w:r>
+                  <w:proofErr w:type="spellEnd"/>
+                  <w:r>
+                    <w:rPr>
+                      <w:i/>
+                      <w:iCs/>
+                    </w:rPr>
+                    <w:t xml:space="preserve"> </w:t>
+                  </w:r>
+                  <w:proofErr w:type="spellStart"/>
+                  <w:r>
+                    <w:rPr>
+                      <w:i/>
+                      <w:iCs/>
+                    </w:rPr>
+                    <w:t>quis</w:t>
+                  </w:r>
+                  <w:proofErr w:type="spellEnd"/>
+                  <w:r>
+                    <w:rPr>
+                      <w:i/>
+                      <w:iCs/>
+                    </w:rPr>
+                    <w:t xml:space="preserve"> ipsum </w:t>
+                  </w:r>
+                  <w:proofErr w:type="spellStart"/>
                   <w:r>
                     <w:rPr>
                       <w:rStyle w:val="Strong"/>
@@ -802,12 +1547,61 @@
                     </w:rPr>
                     <w:t>suspendisse</w:t>
                   </w:r>
-                  <w:r>
-                    <w:rPr>
-                      <w:i/>
-                      <w:iCs/>
-                    </w:rPr>
-                    <w:t xml:space="preserve"> ultrices. Elementum nisi quis.</w:t>
+                  <w:proofErr w:type="spellEnd"/>
+                  <w:r>
+                    <w:rPr>
+                      <w:i/>
+                      <w:iCs/>
+                    </w:rPr>
+                    <w:t xml:space="preserve"> </w:t>
+                  </w:r>
+                  <w:proofErr w:type="spellStart"/>
+                  <w:r>
+                    <w:rPr>
+                      <w:i/>
+                      <w:iCs/>
+                    </w:rPr>
+                    <w:t>ultrices</w:t>
+                  </w:r>
+                  <w:proofErr w:type="spellEnd"/>
+                  <w:r>
+                    <w:rPr>
+                      <w:i/>
+                      <w:iCs/>
+                    </w:rPr>
+                    <w:t xml:space="preserve">. </w:t>
+                  </w:r>
+                  <w:proofErr w:type="spellStart"/>
+                  <w:r>
+                    <w:rPr>
+                      <w:i/>
+                      <w:iCs/>
+                    </w:rPr>
+                    <w:t>Elementum</w:t>
+                  </w:r>
+                  <w:proofErr w:type="spellEnd"/>
+                  <w:r>
+                    <w:rPr>
+                      <w:i/>
+                      <w:iCs/>
+                    </w:rPr>
+                    <w:t xml:space="preserve"> nisi </w:t>
+                  </w:r>
+                  <w:proofErr w:type="spellStart"/>
+                  <w:r>
+                    <w:rPr>
+                      <w:i/>
+                      <w:iCs/>
+                    </w:rPr>
+                    <w:t>quis</w:t>
+                  </w:r>
+                  <w:proofErr w:type="spellEnd"/>
+                  <w:r>
+                    <w:rPr>
+                      <w:i/>
+                      <w:iCs/>
+                    </w:rPr>
+                    <w:t>.</w:t>
                   </w:r>
                 </w:p>
                 <w:p>
@@ -824,8 +1618,37 @@
                     <w:t xml:space="preserve"> </w:t>
                   </w:r>
                   <w:r>
-                    <w:t>Habitant morbi tristique senectus et netus</w:t>
-                  </w:r>
+                    <w:t xml:space="preserve">Habitant </w:t>
+                  </w:r>
+                  <w:proofErr w:type="spellStart"/>
+                  <w:r>
+                    <w:t>morbi</w:t>
+                  </w:r>
+                  <w:proofErr w:type="spellEnd"/>
+                  <w:r>
+                    <w:t xml:space="preserve"> </w:t>
+                  </w:r>
+                  <w:proofErr w:type="spellStart"/>
+                  <w:r>
+                    <w:t>tristique</w:t>
+                  </w:r>
+                  <w:proofErr w:type="spellEnd"/>
+                  <w:r>
+                    <w:t xml:space="preserve"> </w:t>
+                  </w:r>
+                  <w:proofErr w:type="spellStart"/>
+                  <w:r>
+                    <w:t>senectus</w:t>
+                  </w:r>
+                  <w:proofErr w:type="spellEnd"/>
+                  <w:r>
+                    <w:t xml:space="preserve"> et </w:t>
+                  </w:r>
+                  <w:proofErr w:type="spellStart"/>
+                  <w:r>
+                    <w:t>netus</w:t>
+                  </w:r>
+                  <w:proofErr w:type="spellEnd"/>
                 </w:p>
                 <w:p>
                   <w:pPr>
@@ -841,7 +1664,63 @@
                     <w:t xml:space="preserve"> </w:t>
                   </w:r>
                   <w:r>
-                    <w:t>Eget velit aliquet sagittis id consectetur purus ut faucibus pulvinar</w:t>
+                    <w:t xml:space="preserve">Eget </w:t>
+                  </w:r>
+                  <w:proofErr w:type="spellStart"/>
+                  <w:r>
+                    <w:t>velit</w:t>
+                  </w:r>
+                  <w:proofErr w:type="spellEnd"/>
+                  <w:r>
+                    <w:t xml:space="preserve"> </w:t>
+                  </w:r>
+                  <w:proofErr w:type="spellStart"/>
+                  <w:r>
+                    <w:t>aliquet</w:t>
+                  </w:r>
+                  <w:proofErr w:type="spellEnd"/>
+                  <w:r>
+                    <w:t xml:space="preserve"> </w:t>
+                  </w:r>
+                  <w:proofErr w:type="spellStart"/>
+                  <w:r>
+                    <w:t>sagittis</w:t>
+                  </w:r>
+                  <w:proofErr w:type="spellEnd"/>
+                  <w:r>
+                    <w:t xml:space="preserve"> id </w:t>
+                  </w:r>
+                  <w:proofErr w:type="spellStart"/>
+                  <w:r>
+                    <w:t>consectetur</w:t>
+                  </w:r>
+                  <w:proofErr w:type="spellEnd"/>
+                  <w:r>
+                    <w:t xml:space="preserve"> </w:t>
+                  </w:r>
+                  <w:proofErr w:type="spellStart"/>
+                  <w:r>
+                    <w:t>purus</w:t>
+                  </w:r>
+                  <w:proofErr w:type="spellEnd"/>
+                  <w:r>
+                    <w:t xml:space="preserve"> </w:t>
+                  </w:r>
+                  <w:proofErr w:type="spellStart"/>
+                  <w:r>
+                    <w:t>ut</w:t>
+                  </w:r>
+                  <w:proofErr w:type="spellEnd"/>
+                  <w:r>
+                    <w:t xml:space="preserve"> </w:t>
+                  </w:r>
+                  <w:proofErr w:type="spellStart"/>
+                  <w:r>
+                    <w:t>faucibus</w:t>
+                  </w:r>
+                  <w:proofErr w:type="spellEnd"/>
+                  <w:r>
+                    <w:t xml:space="preserve"> pulvinar</w:t>
                   </w:r>
                 </w:p>
                 <w:p>
@@ -858,8 +1737,21 @@
                     <w:t xml:space="preserve"> </w:t>
                   </w:r>
                   <w:r>
-                    <w:t>Platea dictumst vestibulum rhoncus</w:t>
-                  </w:r>
+                    <w:t xml:space="preserve">Platea </w:t>
+                  </w:r>
+                  <w:proofErr w:type="spellStart"/>
+                  <w:r>
+                    <w:t>dictumst</w:t>
+                  </w:r>
+                  <w:proofErr w:type="spellEnd"/>
+                  <w:r>
+                    <w:t xml:space="preserve"> vestibulum </w:t>
+                  </w:r>
+                  <w:proofErr w:type="spellStart"/>
+                  <w:r>
+                    <w:t>rhoncus</w:t>
+                  </w:r>
+                  <w:proofErr w:type="spellEnd"/>
                 </w:p>
               </w:tc>
               <w:tc>
@@ -882,13 +1774,55 @@
                       <w:iCs/>
                     </w:rPr>
                   </w:pPr>
-                  <w:r>
-                    <w:rPr>
-                      <w:i/>
-                      <w:iCs/>
-                    </w:rPr>
-                    <w:t xml:space="preserve">Tristique et egestas quis ipsum </w:t>
-                  </w:r>
+                  <w:proofErr w:type="spellStart"/>
+                  <w:r>
+                    <w:rPr>
+                      <w:i/>
+                      <w:iCs/>
+                    </w:rPr>
+                    <w:t>Tristique</w:t>
+                  </w:r>
+                  <w:proofErr w:type="spellEnd"/>
+                  <w:r>
+                    <w:rPr>
+                      <w:i/>
+                      <w:iCs/>
+                    </w:rPr>
+                    <w:t xml:space="preserve"> et </w:t>
+                  </w:r>
+                  <w:proofErr w:type="spellStart"/>
+                  <w:r>
+                    <w:rPr>
+                      <w:i/>
+                      <w:iCs/>
+                    </w:rPr>
+                    <w:t>egestas</w:t>
+                  </w:r>
+                  <w:proofErr w:type="spellEnd"/>
+                  <w:r>
+                    <w:rPr>
+                      <w:i/>
+                      <w:iCs/>
+                    </w:rPr>
+                    <w:t xml:space="preserve"> </w:t>
+                  </w:r>
+                  <w:proofErr w:type="spellStart"/>
+                  <w:r>
+                    <w:rPr>
+                      <w:i/>
+                      <w:iCs/>
+                    </w:rPr>
+                    <w:t>quis</w:t>
+                  </w:r>
+                  <w:proofErr w:type="spellEnd"/>
+                  <w:r>
+                    <w:rPr>
+                      <w:i/>
+                      <w:iCs/>
+                    </w:rPr>
+                    <w:t xml:space="preserve"> ipsum </w:t>
+                  </w:r>
+                  <w:proofErr w:type="spellStart"/>
                   <w:r>
                     <w:rPr>
                       <w:rStyle w:val="Strong"/>
@@ -897,12 +1831,61 @@
                     </w:rPr>
                     <w:t>suspendisse</w:t>
                   </w:r>
-                  <w:r>
-                    <w:rPr>
-                      <w:i/>
-                      <w:iCs/>
-                    </w:rPr>
-                    <w:t xml:space="preserve"> ultrices. Elementum nisi quis.</w:t>
+                  <w:proofErr w:type="spellEnd"/>
+                  <w:r>
+                    <w:rPr>
+                      <w:i/>
+                      <w:iCs/>
+                    </w:rPr>
+                    <w:t xml:space="preserve"> </w:t>
+                  </w:r>
+                  <w:proofErr w:type="spellStart"/>
+                  <w:r>
+                    <w:rPr>
+                      <w:i/>
+                      <w:iCs/>
+                    </w:rPr>
+                    <w:t>ultrices</w:t>
+                  </w:r>
+                  <w:proofErr w:type="spellEnd"/>
+                  <w:r>
+                    <w:rPr>
+                      <w:i/>
+                      <w:iCs/>
+                    </w:rPr>
+                    <w:t xml:space="preserve">. </w:t>
+                  </w:r>
+                  <w:proofErr w:type="spellStart"/>
+                  <w:r>
+                    <w:rPr>
+                      <w:i/>
+                      <w:iCs/>
+                    </w:rPr>
+                    <w:t>Elementum</w:t>
+                  </w:r>
+                  <w:proofErr w:type="spellEnd"/>
+                  <w:r>
+                    <w:rPr>
+                      <w:i/>
+                      <w:iCs/>
+                    </w:rPr>
+                    <w:t xml:space="preserve"> nisi </w:t>
+                  </w:r>
+                  <w:proofErr w:type="spellStart"/>
+                  <w:r>
+                    <w:rPr>
+                      <w:i/>
+                      <w:iCs/>
+                    </w:rPr>
+                    <w:t>quis</w:t>
+                  </w:r>
+                  <w:proofErr w:type="spellEnd"/>
+                  <w:r>
+                    <w:rPr>
+                      <w:i/>
+                      <w:iCs/>
+                    </w:rPr>
+                    <w:t>.</w:t>
                   </w:r>
                 </w:p>
                 <w:p>
@@ -919,8 +1902,37 @@
                     <w:t xml:space="preserve"> </w:t>
                   </w:r>
                   <w:r>
-                    <w:t>Habitant morbi tristique senectus et netus</w:t>
-                  </w:r>
+                    <w:t xml:space="preserve">Habitant </w:t>
+                  </w:r>
+                  <w:proofErr w:type="spellStart"/>
+                  <w:r>
+                    <w:t>morbi</w:t>
+                  </w:r>
+                  <w:proofErr w:type="spellEnd"/>
+                  <w:r>
+                    <w:t xml:space="preserve"> </w:t>
+                  </w:r>
+                  <w:proofErr w:type="spellStart"/>
+                  <w:r>
+                    <w:t>tristique</w:t>
+                  </w:r>
+                  <w:proofErr w:type="spellEnd"/>
+                  <w:r>
+                    <w:t xml:space="preserve"> </w:t>
+                  </w:r>
+                  <w:proofErr w:type="spellStart"/>
+                  <w:r>
+                    <w:t>senectus</w:t>
+                  </w:r>
+                  <w:proofErr w:type="spellEnd"/>
+                  <w:r>
+                    <w:t xml:space="preserve"> et </w:t>
+                  </w:r>
+                  <w:proofErr w:type="spellStart"/>
+                  <w:r>
+                    <w:t>netus</w:t>
+                  </w:r>
+                  <w:proofErr w:type="spellEnd"/>
                 </w:p>
                 <w:p>
                   <w:pPr>
@@ -936,7 +1948,63 @@
                     <w:t xml:space="preserve"> </w:t>
                   </w:r>
                   <w:r>
-                    <w:t>Eget velit aliquet sagittis id consectetur purus ut faucibus pulvinar</w:t>
+                    <w:t xml:space="preserve">Eget </w:t>
+                  </w:r>
+                  <w:proofErr w:type="spellStart"/>
+                  <w:r>
+                    <w:t>velit</w:t>
+                  </w:r>
+                  <w:proofErr w:type="spellEnd"/>
+                  <w:r>
+                    <w:t xml:space="preserve"> </w:t>
+                  </w:r>
+                  <w:proofErr w:type="spellStart"/>
+                  <w:r>
+                    <w:t>aliquet</w:t>
+                  </w:r>
+                  <w:proofErr w:type="spellEnd"/>
+                  <w:r>
+                    <w:t xml:space="preserve"> </w:t>
+                  </w:r>
+                  <w:proofErr w:type="spellStart"/>
+                  <w:r>
+                    <w:t>sagittis</w:t>
+                  </w:r>
+                  <w:proofErr w:type="spellEnd"/>
+                  <w:r>
+                    <w:t xml:space="preserve"> id </w:t>
+                  </w:r>
+                  <w:proofErr w:type="spellStart"/>
+                  <w:r>
+                    <w:t>consectetur</w:t>
+                  </w:r>
+                  <w:proofErr w:type="spellEnd"/>
+                  <w:r>
+                    <w:t xml:space="preserve"> </w:t>
+                  </w:r>
+                  <w:proofErr w:type="spellStart"/>
+                  <w:r>
+                    <w:t>purus</w:t>
+                  </w:r>
+                  <w:proofErr w:type="spellEnd"/>
+                  <w:r>
+                    <w:t xml:space="preserve"> </w:t>
+                  </w:r>
+                  <w:proofErr w:type="spellStart"/>
+                  <w:r>
+                    <w:t>ut</w:t>
+                  </w:r>
+                  <w:proofErr w:type="spellEnd"/>
+                  <w:r>
+                    <w:t xml:space="preserve"> </w:t>
+                  </w:r>
+                  <w:proofErr w:type="spellStart"/>
+                  <w:r>
+                    <w:t>faucibus</w:t>
+                  </w:r>
+                  <w:proofErr w:type="spellEnd"/>
+                  <w:r>
+                    <w:t xml:space="preserve"> pulvinar</w:t>
                   </w:r>
                 </w:p>
                 <w:p>
@@ -953,8 +2021,21 @@
                     <w:t xml:space="preserve"> </w:t>
                   </w:r>
                   <w:r>
-                    <w:t>Platea dictumst vestibulum rhoncus</w:t>
-                  </w:r>
+                    <w:t xml:space="preserve">Platea </w:t>
+                  </w:r>
+                  <w:proofErr w:type="spellStart"/>
+                  <w:r>
+                    <w:t>dictumst</w:t>
+                  </w:r>
+                  <w:proofErr w:type="spellEnd"/>
+                  <w:r>
+                    <w:t xml:space="preserve"> vestibulum </w:t>
+                  </w:r>
+                  <w:proofErr w:type="spellStart"/>
+                  <w:r>
+                    <w:t>rhoncus</w:t>
+                  </w:r>
+                  <w:proofErr w:type="spellEnd"/>
                 </w:p>
               </w:tc>
             </w:tr>
@@ -1106,8 +2187,13 @@
             <w:r>
               <w:br/>
             </w:r>
-            <w:r>
-              <w:t>item — item — item — item — item — item — item — item — item — item — item — item — item</w:t>
+            <w:proofErr w:type="spellStart"/>
+            <w:r>
+              <w:t>item</w:t>
+            </w:r>
+            <w:proofErr w:type="spellEnd"/>
+            <w:r>
+              <w:t xml:space="preserve"> — item — item — item — item — item — item — item — item — item — item — item — item</w:t>
             </w:r>
           </w:p>
         </w:tc>
@@ -1147,7 +2233,7 @@
 </file>
 
 <file path=word/endnotes.xml><?xml version="1.0" encoding="utf-8"?>
-<w:endnotes xmlns:wpc="http://schemas.microsoft.com/office/word/2010/wordprocessingCanvas" xmlns:cx="http://schemas.microsoft.com/office/drawing/2014/chartex" xmlns:cx1="http://schemas.microsoft.com/office/drawing/2015/9/8/chartex" xmlns:cx2="http://schemas.microsoft.com/office/drawing/2015/10/21/chartex" xmlns:cx3="http://schemas.microsoft.com/office/drawing/2016/5/9/chartex" xmlns:cx4="http://schemas.microsoft.com/office/drawing/2016/5/10/chartex" xmlns:cx5="http://schemas.microsoft.com/office/drawing/2016/5/11/chartex" xmlns:cx6="http://schemas.microsoft.com/office/drawing/2016/5/12/chartex" xmlns:cx7="http://schemas.microsoft.com/office/drawing/2016/5/13/chartex" xmlns:cx8="http://schemas.microsoft.com/office/drawing/2016/5/14/chartex" xmlns:mc="http://schemas.openxmlformats.org/markup-compatibility/2006" xmlns:aink="http://schemas.microsoft.com/office/drawing/2016/ink" xmlns:am3d="http://schemas.microsoft.com/office/drawing/2017/model3d" xmlns:o="urn:schemas-microsoft-com:office:office" xmlns:r="http://schemas.openxmlformats.org/officeDocument/2006/relationships" xmlns:m="http://schemas.openxmlformats.org/officeDocument/2006/math" xmlns:v="urn:schemas-microsoft-com:vml" xmlns:wp14="http://schemas.microsoft.com/office/word/2010/wordprocessingDrawing" xmlns:wp="http://schemas.openxmlformats.org/drawingml/2006/wordprocessingDrawing" xmlns:w10="urn:schemas-microsoft-com:office:word" xmlns:w="http://schemas.openxmlformats.org/wordprocessingml/2006/main" xmlns:w14="http://schemas.microsoft.com/office/word/2010/wordml" xmlns:w15="http://schemas.microsoft.com/office/word/2012/wordml" xmlns:w16cex="http://schemas.microsoft.com/office/word/2018/wordml/cex" xmlns:w16cid="http://schemas.microsoft.com/office/word/2016/wordml/cid" xmlns:w16="http://schemas.microsoft.com/office/word/2018/wordml" xmlns:w16sdtdh="http://schemas.microsoft.com/office/word/2020/wordml/sdtdatahash" xmlns:w16se="http://schemas.microsoft.com/office/word/2015/wordml/symex" xmlns:wpg="http://schemas.microsoft.com/office/word/2010/wordprocessingGroup" xmlns:wpi="http://schemas.microsoft.com/office/word/2010/wordprocessingInk" xmlns:wne="http://schemas.microsoft.com/office/word/2006/wordml" xmlns:wps="http://schemas.microsoft.com/office/word/2010/wordprocessingShape" mc:Ignorable="w14 w15 w16se w16cid w16 w16cex w16sdtdh wp14">
+<w:endnotes xmlns:wpc="http://schemas.microsoft.com/office/word/2010/wordprocessingCanvas" xmlns:cx="http://schemas.microsoft.com/office/drawing/2014/chartex" xmlns:cx1="http://schemas.microsoft.com/office/drawing/2015/9/8/chartex" xmlns:cx2="http://schemas.microsoft.com/office/drawing/2015/10/21/chartex" xmlns:cx3="http://schemas.microsoft.com/office/drawing/2016/5/9/chartex" xmlns:cx4="http://schemas.microsoft.com/office/drawing/2016/5/10/chartex" xmlns:cx5="http://schemas.microsoft.com/office/drawing/2016/5/11/chartex" xmlns:cx6="http://schemas.microsoft.com/office/drawing/2016/5/12/chartex" xmlns:cx7="http://schemas.microsoft.com/office/drawing/2016/5/13/chartex" xmlns:cx8="http://schemas.microsoft.com/office/drawing/2016/5/14/chartex" xmlns:mc="http://schemas.openxmlformats.org/markup-compatibility/2006" xmlns:aink="http://schemas.microsoft.com/office/drawing/2016/ink" xmlns:am3d="http://schemas.microsoft.com/office/drawing/2017/model3d" xmlns:o="urn:schemas-microsoft-com:office:office" xmlns:oel="http://schemas.microsoft.com/office/2019/extlst" xmlns:r="http://schemas.openxmlformats.org/officeDocument/2006/relationships" xmlns:m="http://schemas.openxmlformats.org/officeDocument/2006/math" xmlns:v="urn:schemas-microsoft-com:vml" xmlns:wp14="http://schemas.microsoft.com/office/word/2010/wordprocessingDrawing" xmlns:wp="http://schemas.openxmlformats.org/drawingml/2006/wordprocessingDrawing" xmlns:w10="urn:schemas-microsoft-com:office:word" xmlns:w="http://schemas.openxmlformats.org/wordprocessingml/2006/main" xmlns:w14="http://schemas.microsoft.com/office/word/2010/wordml" xmlns:w15="http://schemas.microsoft.com/office/word/2012/wordml" xmlns:w16cex="http://schemas.microsoft.com/office/word/2018/wordml/cex" xmlns:w16cid="http://schemas.microsoft.com/office/word/2016/wordml/cid" xmlns:w16="http://schemas.microsoft.com/office/word/2018/wordml" xmlns:w16du="http://schemas.microsoft.com/office/word/2023/wordml/word16du" xmlns:w16sdtdh="http://schemas.microsoft.com/office/word/2020/wordml/sdtdatahash" xmlns:w16sdtfl="http://schemas.microsoft.com/office/word/2024/wordml/sdtformatlock" xmlns:w16se="http://schemas.microsoft.com/office/word/2015/wordml/symex" xmlns:wpg="http://schemas.microsoft.com/office/word/2010/wordprocessingGroup" xmlns:wpi="http://schemas.microsoft.com/office/word/2010/wordprocessingInk" xmlns:wne="http://schemas.microsoft.com/office/word/2006/wordml" xmlns:wps="http://schemas.microsoft.com/office/word/2010/wordprocessingShape" mc:Ignorable="w14 w15 w16se w16cid w16 w16cex w16sdtdh w16sdtfl w16du wp14">
   <w:endnote w:type="separator" w:id="-1">
     <w:p>
       <w:r>
@@ -1166,7 +2252,7 @@
 </file>
 
 <file path=word/footer1.xml><?xml version="1.0" encoding="utf-8"?>
-<w:ftr xmlns:wpc="http://schemas.microsoft.com/office/word/2010/wordprocessingCanvas" xmlns:cx="http://schemas.microsoft.com/office/drawing/2014/chartex" xmlns:cx1="http://schemas.microsoft.com/office/drawing/2015/9/8/chartex" xmlns:cx2="http://schemas.microsoft.com/office/drawing/2015/10/21/chartex" xmlns:cx3="http://schemas.microsoft.com/office/drawing/2016/5/9/chartex" xmlns:cx4="http://schemas.microsoft.com/office/drawing/2016/5/10/chartex" xmlns:cx5="http://schemas.microsoft.com/office/drawing/2016/5/11/chartex" xmlns:cx6="http://schemas.microsoft.com/office/drawing/2016/5/12/chartex" xmlns:cx7="http://schemas.microsoft.com/office/drawing/2016/5/13/chartex" xmlns:cx8="http://schemas.microsoft.com/office/drawing/2016/5/14/chartex" xmlns:mc="http://schemas.openxmlformats.org/markup-compatibility/2006" xmlns:aink="http://schemas.microsoft.com/office/drawing/2016/ink" xmlns:am3d="http://schemas.microsoft.com/office/drawing/2017/model3d" xmlns:o="urn:schemas-microsoft-com:office:office" xmlns:r="http://schemas.openxmlformats.org/officeDocument/2006/relationships" xmlns:m="http://schemas.openxmlformats.org/officeDocument/2006/math" xmlns:v="urn:schemas-microsoft-com:vml" xmlns:wp14="http://schemas.microsoft.com/office/word/2010/wordprocessingDrawing" xmlns:wp="http://schemas.openxmlformats.org/drawingml/2006/wordprocessingDrawing" xmlns:w10="urn:schemas-microsoft-com:office:word" xmlns:w="http://schemas.openxmlformats.org/wordprocessingml/2006/main" xmlns:w14="http://schemas.microsoft.com/office/word/2010/wordml" xmlns:w15="http://schemas.microsoft.com/office/word/2012/wordml" xmlns:w16cex="http://schemas.microsoft.com/office/word/2018/wordml/cex" xmlns:w16cid="http://schemas.microsoft.com/office/word/2016/wordml/cid" xmlns:w16="http://schemas.microsoft.com/office/word/2018/wordml" xmlns:w16sdtdh="http://schemas.microsoft.com/office/word/2020/wordml/sdtdatahash" xmlns:w16se="http://schemas.microsoft.com/office/word/2015/wordml/symex" xmlns:wpg="http://schemas.microsoft.com/office/word/2010/wordprocessingGroup" xmlns:wpi="http://schemas.microsoft.com/office/word/2010/wordprocessingInk" xmlns:wne="http://schemas.microsoft.com/office/word/2006/wordml" xmlns:wps="http://schemas.microsoft.com/office/word/2010/wordprocessingShape" mc:Ignorable="w14 w15 w16se w16cid w16 w16cex w16sdtdh wp14">
+<w:ftr xmlns:wpc="http://schemas.microsoft.com/office/word/2010/wordprocessingCanvas" xmlns:cx="http://schemas.microsoft.com/office/drawing/2014/chartex" xmlns:cx1="http://schemas.microsoft.com/office/drawing/2015/9/8/chartex" xmlns:cx2="http://schemas.microsoft.com/office/drawing/2015/10/21/chartex" xmlns:cx3="http://schemas.microsoft.com/office/drawing/2016/5/9/chartex" xmlns:cx4="http://schemas.microsoft.com/office/drawing/2016/5/10/chartex" xmlns:cx5="http://schemas.microsoft.com/office/drawing/2016/5/11/chartex" xmlns:cx6="http://schemas.microsoft.com/office/drawing/2016/5/12/chartex" xmlns:cx7="http://schemas.microsoft.com/office/drawing/2016/5/13/chartex" xmlns:cx8="http://schemas.microsoft.com/office/drawing/2016/5/14/chartex" xmlns:mc="http://schemas.openxmlformats.org/markup-compatibility/2006" xmlns:aink="http://schemas.microsoft.com/office/drawing/2016/ink" xmlns:am3d="http://schemas.microsoft.com/office/drawing/2017/model3d" xmlns:o="urn:schemas-microsoft-com:office:office" xmlns:oel="http://schemas.microsoft.com/office/2019/extlst" xmlns:r="http://schemas.openxmlformats.org/officeDocument/2006/relationships" xmlns:m="http://schemas.openxmlformats.org/officeDocument/2006/math" xmlns:v="urn:schemas-microsoft-com:vml" xmlns:wp14="http://schemas.microsoft.com/office/word/2010/wordprocessingDrawing" xmlns:wp="http://schemas.openxmlformats.org/drawingml/2006/wordprocessingDrawing" xmlns:w10="urn:schemas-microsoft-com:office:word" xmlns:w="http://schemas.openxmlformats.org/wordprocessingml/2006/main" xmlns:w14="http://schemas.microsoft.com/office/word/2010/wordml" xmlns:w15="http://schemas.microsoft.com/office/word/2012/wordml" xmlns:w16cex="http://schemas.microsoft.com/office/word/2018/wordml/cex" xmlns:w16cid="http://schemas.microsoft.com/office/word/2016/wordml/cid" xmlns:w16="http://schemas.microsoft.com/office/word/2018/wordml" xmlns:w16du="http://schemas.microsoft.com/office/word/2023/wordml/word16du" xmlns:w16sdtdh="http://schemas.microsoft.com/office/word/2020/wordml/sdtdatahash" xmlns:w16sdtfl="http://schemas.microsoft.com/office/word/2024/wordml/sdtformatlock" xmlns:w16se="http://schemas.microsoft.com/office/word/2015/wordml/symex" xmlns:wpg="http://schemas.microsoft.com/office/word/2010/wordprocessingGroup" xmlns:wpi="http://schemas.microsoft.com/office/word/2010/wordprocessingInk" xmlns:wne="http://schemas.microsoft.com/office/word/2006/wordml" xmlns:wps="http://schemas.microsoft.com/office/word/2010/wordprocessingShape" mc:Ignorable="w14 w15 w16se w16cid w16 w16cex w16sdtdh w16sdtfl w16du wp14">
   <w:p>
     <w:pPr>
       <w:pStyle w:val="Footer"/>
@@ -1176,7 +2262,7 @@
 </file>
 
 <file path=word/footer2.xml><?xml version="1.0" encoding="utf-8"?>
-<w:ftr xmlns:wpc="http://schemas.microsoft.com/office/word/2010/wordprocessingCanvas" xmlns:cx="http://schemas.microsoft.com/office/drawing/2014/chartex" xmlns:cx1="http://schemas.microsoft.com/office/drawing/2015/9/8/chartex" xmlns:cx2="http://schemas.microsoft.com/office/drawing/2015/10/21/chartex" xmlns:cx3="http://schemas.microsoft.com/office/drawing/2016/5/9/chartex" xmlns:cx4="http://schemas.microsoft.com/office/drawing/2016/5/10/chartex" xmlns:cx5="http://schemas.microsoft.com/office/drawing/2016/5/11/chartex" xmlns:cx6="http://schemas.microsoft.com/office/drawing/2016/5/12/chartex" xmlns:cx7="http://schemas.microsoft.com/office/drawing/2016/5/13/chartex" xmlns:cx8="http://schemas.microsoft.com/office/drawing/2016/5/14/chartex" xmlns:mc="http://schemas.openxmlformats.org/markup-compatibility/2006" xmlns:aink="http://schemas.microsoft.com/office/drawing/2016/ink" xmlns:am3d="http://schemas.microsoft.com/office/drawing/2017/model3d" xmlns:o="urn:schemas-microsoft-com:office:office" xmlns:r="http://schemas.openxmlformats.org/officeDocument/2006/relationships" xmlns:m="http://schemas.openxmlformats.org/officeDocument/2006/math" xmlns:v="urn:schemas-microsoft-com:vml" xmlns:wp14="http://schemas.microsoft.com/office/word/2010/wordprocessingDrawing" xmlns:wp="http://schemas.openxmlformats.org/drawingml/2006/wordprocessingDrawing" xmlns:w10="urn:schemas-microsoft-com:office:word" xmlns:w="http://schemas.openxmlformats.org/wordprocessingml/2006/main" xmlns:w14="http://schemas.microsoft.com/office/word/2010/wordml" xmlns:w15="http://schemas.microsoft.com/office/word/2012/wordml" xmlns:w16cex="http://schemas.microsoft.com/office/word/2018/wordml/cex" xmlns:w16cid="http://schemas.microsoft.com/office/word/2016/wordml/cid" xmlns:w16="http://schemas.microsoft.com/office/word/2018/wordml" xmlns:w16sdtdh="http://schemas.microsoft.com/office/word/2020/wordml/sdtdatahash" xmlns:w16se="http://schemas.microsoft.com/office/word/2015/wordml/symex" xmlns:wpg="http://schemas.microsoft.com/office/word/2010/wordprocessingGroup" xmlns:wpi="http://schemas.microsoft.com/office/word/2010/wordprocessingInk" xmlns:wne="http://schemas.microsoft.com/office/word/2006/wordml" xmlns:wps="http://schemas.microsoft.com/office/word/2010/wordprocessingShape" mc:Ignorable="w14 w15 w16se w16cid w16 w16cex w16sdtdh wp14">
+<w:ftr xmlns:wpc="http://schemas.microsoft.com/office/word/2010/wordprocessingCanvas" xmlns:cx="http://schemas.microsoft.com/office/drawing/2014/chartex" xmlns:cx1="http://schemas.microsoft.com/office/drawing/2015/9/8/chartex" xmlns:cx2="http://schemas.microsoft.com/office/drawing/2015/10/21/chartex" xmlns:cx3="http://schemas.microsoft.com/office/drawing/2016/5/9/chartex" xmlns:cx4="http://schemas.microsoft.com/office/drawing/2016/5/10/chartex" xmlns:cx5="http://schemas.microsoft.com/office/drawing/2016/5/11/chartex" xmlns:cx6="http://schemas.microsoft.com/office/drawing/2016/5/12/chartex" xmlns:cx7="http://schemas.microsoft.com/office/drawing/2016/5/13/chartex" xmlns:cx8="http://schemas.microsoft.com/office/drawing/2016/5/14/chartex" xmlns:mc="http://schemas.openxmlformats.org/markup-compatibility/2006" xmlns:aink="http://schemas.microsoft.com/office/drawing/2016/ink" xmlns:am3d="http://schemas.microsoft.com/office/drawing/2017/model3d" xmlns:o="urn:schemas-microsoft-com:office:office" xmlns:oel="http://schemas.microsoft.com/office/2019/extlst" xmlns:r="http://schemas.openxmlformats.org/officeDocument/2006/relationships" xmlns:m="http://schemas.openxmlformats.org/officeDocument/2006/math" xmlns:v="urn:schemas-microsoft-com:vml" xmlns:wp14="http://schemas.microsoft.com/office/word/2010/wordprocessingDrawing" xmlns:wp="http://schemas.openxmlformats.org/drawingml/2006/wordprocessingDrawing" xmlns:w10="urn:schemas-microsoft-com:office:word" xmlns:w="http://schemas.openxmlformats.org/wordprocessingml/2006/main" xmlns:w14="http://schemas.microsoft.com/office/word/2010/wordml" xmlns:w15="http://schemas.microsoft.com/office/word/2012/wordml" xmlns:w16cex="http://schemas.microsoft.com/office/word/2018/wordml/cex" xmlns:w16cid="http://schemas.microsoft.com/office/word/2016/wordml/cid" xmlns:w16="http://schemas.microsoft.com/office/word/2018/wordml" xmlns:w16du="http://schemas.microsoft.com/office/word/2023/wordml/word16du" xmlns:w16sdtdh="http://schemas.microsoft.com/office/word/2020/wordml/sdtdatahash" xmlns:w16sdtfl="http://schemas.microsoft.com/office/word/2024/wordml/sdtformatlock" xmlns:w16se="http://schemas.microsoft.com/office/word/2015/wordml/symex" xmlns:wpg="http://schemas.microsoft.com/office/word/2010/wordprocessingGroup" xmlns:wpi="http://schemas.microsoft.com/office/word/2010/wordprocessingInk" xmlns:wne="http://schemas.microsoft.com/office/word/2006/wordml" xmlns:wps="http://schemas.microsoft.com/office/word/2010/wordprocessingShape" mc:Ignorable="w14 w15 w16se w16cid w16 w16cex w16sdtdh w16sdtfl w16du wp14">
   <w:tbl>
     <w:tblPr>
       <w:tblStyle w:val="TableGrid"/>
@@ -1232,7 +2318,25 @@
               <w:sz w:val="12"/>
               <w:szCs w:val="12"/>
             </w:rPr>
-            <w:t xml:space="preserve">, product of One Seven Design, developed and authored by John Harper, and licensed for my use under the Creative Commons Attribution 3.0 Unported license </w:t>
+            <w:t xml:space="preserve">, product of One Seven Design, developed and authored by John Harper, and licensed for my use under the Creative Commons Attribution 3.0 </w:t>
+          </w:r>
+          <w:proofErr w:type="spellStart"/>
+          <w:r>
+            <w:rPr>
+              <w:color w:val="7F7F7F" w:themeColor="text1" w:themeTint="80"/>
+              <w:sz w:val="12"/>
+              <w:szCs w:val="12"/>
+            </w:rPr>
+            <w:t>Unported</w:t>
+          </w:r>
+          <w:proofErr w:type="spellEnd"/>
+          <w:r>
+            <w:rPr>
+              <w:color w:val="7F7F7F" w:themeColor="text1" w:themeTint="80"/>
+              <w:sz w:val="12"/>
+              <w:szCs w:val="12"/>
+            </w:rPr>
+            <w:t xml:space="preserve"> license </w:t>
           </w:r>
           <w:hyperlink r:id="rId2" w:history="1">
             <w:r>
@@ -1314,7 +2418,7 @@
 </file>
 
 <file path=word/footer3.xml><?xml version="1.0" encoding="utf-8"?>
-<w:ftr xmlns:wpc="http://schemas.microsoft.com/office/word/2010/wordprocessingCanvas" xmlns:cx="http://schemas.microsoft.com/office/drawing/2014/chartex" xmlns:cx1="http://schemas.microsoft.com/office/drawing/2015/9/8/chartex" xmlns:cx2="http://schemas.microsoft.com/office/drawing/2015/10/21/chartex" xmlns:cx3="http://schemas.microsoft.com/office/drawing/2016/5/9/chartex" xmlns:cx4="http://schemas.microsoft.com/office/drawing/2016/5/10/chartex" xmlns:cx5="http://schemas.microsoft.com/office/drawing/2016/5/11/chartex" xmlns:cx6="http://schemas.microsoft.com/office/drawing/2016/5/12/chartex" xmlns:cx7="http://schemas.microsoft.com/office/drawing/2016/5/13/chartex" xmlns:cx8="http://schemas.microsoft.com/office/drawing/2016/5/14/chartex" xmlns:mc="http://schemas.openxmlformats.org/markup-compatibility/2006" xmlns:aink="http://schemas.microsoft.com/office/drawing/2016/ink" xmlns:am3d="http://schemas.microsoft.com/office/drawing/2017/model3d" xmlns:o="urn:schemas-microsoft-com:office:office" xmlns:r="http://schemas.openxmlformats.org/officeDocument/2006/relationships" xmlns:m="http://schemas.openxmlformats.org/officeDocument/2006/math" xmlns:v="urn:schemas-microsoft-com:vml" xmlns:wp14="http://schemas.microsoft.com/office/word/2010/wordprocessingDrawing" xmlns:wp="http://schemas.openxmlformats.org/drawingml/2006/wordprocessingDrawing" xmlns:w10="urn:schemas-microsoft-com:office:word" xmlns:w="http://schemas.openxmlformats.org/wordprocessingml/2006/main" xmlns:w14="http://schemas.microsoft.com/office/word/2010/wordml" xmlns:w15="http://schemas.microsoft.com/office/word/2012/wordml" xmlns:w16cex="http://schemas.microsoft.com/office/word/2018/wordml/cex" xmlns:w16cid="http://schemas.microsoft.com/office/word/2016/wordml/cid" xmlns:w16="http://schemas.microsoft.com/office/word/2018/wordml" xmlns:w16sdtdh="http://schemas.microsoft.com/office/word/2020/wordml/sdtdatahash" xmlns:w16se="http://schemas.microsoft.com/office/word/2015/wordml/symex" xmlns:wpg="http://schemas.microsoft.com/office/word/2010/wordprocessingGroup" xmlns:wpi="http://schemas.microsoft.com/office/word/2010/wordprocessingInk" xmlns:wne="http://schemas.microsoft.com/office/word/2006/wordml" xmlns:wps="http://schemas.microsoft.com/office/word/2010/wordprocessingShape" mc:Ignorable="w14 w15 w16se w16cid w16 w16cex w16sdtdh wp14">
+<w:ftr xmlns:wpc="http://schemas.microsoft.com/office/word/2010/wordprocessingCanvas" xmlns:cx="http://schemas.microsoft.com/office/drawing/2014/chartex" xmlns:cx1="http://schemas.microsoft.com/office/drawing/2015/9/8/chartex" xmlns:cx2="http://schemas.microsoft.com/office/drawing/2015/10/21/chartex" xmlns:cx3="http://schemas.microsoft.com/office/drawing/2016/5/9/chartex" xmlns:cx4="http://schemas.microsoft.com/office/drawing/2016/5/10/chartex" xmlns:cx5="http://schemas.microsoft.com/office/drawing/2016/5/11/chartex" xmlns:cx6="http://schemas.microsoft.com/office/drawing/2016/5/12/chartex" xmlns:cx7="http://schemas.microsoft.com/office/drawing/2016/5/13/chartex" xmlns:cx8="http://schemas.microsoft.com/office/drawing/2016/5/14/chartex" xmlns:mc="http://schemas.openxmlformats.org/markup-compatibility/2006" xmlns:aink="http://schemas.microsoft.com/office/drawing/2016/ink" xmlns:am3d="http://schemas.microsoft.com/office/drawing/2017/model3d" xmlns:o="urn:schemas-microsoft-com:office:office" xmlns:oel="http://schemas.microsoft.com/office/2019/extlst" xmlns:r="http://schemas.openxmlformats.org/officeDocument/2006/relationships" xmlns:m="http://schemas.openxmlformats.org/officeDocument/2006/math" xmlns:v="urn:schemas-microsoft-com:vml" xmlns:wp14="http://schemas.microsoft.com/office/word/2010/wordprocessingDrawing" xmlns:wp="http://schemas.openxmlformats.org/drawingml/2006/wordprocessingDrawing" xmlns:w10="urn:schemas-microsoft-com:office:word" xmlns:w="http://schemas.openxmlformats.org/wordprocessingml/2006/main" xmlns:w14="http://schemas.microsoft.com/office/word/2010/wordml" xmlns:w15="http://schemas.microsoft.com/office/word/2012/wordml" xmlns:w16cex="http://schemas.microsoft.com/office/word/2018/wordml/cex" xmlns:w16cid="http://schemas.microsoft.com/office/word/2016/wordml/cid" xmlns:w16="http://schemas.microsoft.com/office/word/2018/wordml" xmlns:w16du="http://schemas.microsoft.com/office/word/2023/wordml/word16du" xmlns:w16sdtdh="http://schemas.microsoft.com/office/word/2020/wordml/sdtdatahash" xmlns:w16sdtfl="http://schemas.microsoft.com/office/word/2024/wordml/sdtformatlock" xmlns:w16se="http://schemas.microsoft.com/office/word/2015/wordml/symex" xmlns:wpg="http://schemas.microsoft.com/office/word/2010/wordprocessingGroup" xmlns:wpi="http://schemas.microsoft.com/office/word/2010/wordprocessingInk" xmlns:wne="http://schemas.microsoft.com/office/word/2006/wordml" xmlns:wps="http://schemas.microsoft.com/office/word/2010/wordprocessingShape" mc:Ignorable="w14 w15 w16se w16cid w16 w16cex w16sdtdh w16sdtfl w16du wp14">
   <w:p>
     <w:pPr>
       <w:pStyle w:val="Footer"/>
@@ -1324,7 +2428,7 @@
 </file>
 
 <file path=word/footnotes.xml><?xml version="1.0" encoding="utf-8"?>
-<w:footnotes xmlns:wpc="http://schemas.microsoft.com/office/word/2010/wordprocessingCanvas" xmlns:cx="http://schemas.microsoft.com/office/drawing/2014/chartex" xmlns:cx1="http://schemas.microsoft.com/office/drawing/2015/9/8/chartex" xmlns:cx2="http://schemas.microsoft.com/office/drawing/2015/10/21/chartex" xmlns:cx3="http://schemas.microsoft.com/office/drawing/2016/5/9/chartex" xmlns:cx4="http://schemas.microsoft.com/office/drawing/2016/5/10/chartex" xmlns:cx5="http://schemas.microsoft.com/office/drawing/2016/5/11/chartex" xmlns:cx6="http://schemas.microsoft.com/office/drawing/2016/5/12/chartex" xmlns:cx7="http://schemas.microsoft.com/office/drawing/2016/5/13/chartex" xmlns:cx8="http://schemas.microsoft.com/office/drawing/2016/5/14/chartex" xmlns:mc="http://schemas.openxmlformats.org/markup-compatibility/2006" xmlns:aink="http://schemas.microsoft.com/office/drawing/2016/ink" xmlns:am3d="http://schemas.microsoft.com/office/drawing/2017/model3d" xmlns:o="urn:schemas-microsoft-com:office:office" xmlns:r="http://schemas.openxmlformats.org/officeDocument/2006/relationships" xmlns:m="http://schemas.openxmlformats.org/officeDocument/2006/math" xmlns:v="urn:schemas-microsoft-com:vml" xmlns:wp14="http://schemas.microsoft.com/office/word/2010/wordprocessingDrawing" xmlns:wp="http://schemas.openxmlformats.org/drawingml/2006/wordprocessingDrawing" xmlns:w10="urn:schemas-microsoft-com:office:word" xmlns:w="http://schemas.openxmlformats.org/wordprocessingml/2006/main" xmlns:w14="http://schemas.microsoft.com/office/word/2010/wordml" xmlns:w15="http://schemas.microsoft.com/office/word/2012/wordml" xmlns:w16cex="http://schemas.microsoft.com/office/word/2018/wordml/cex" xmlns:w16cid="http://schemas.microsoft.com/office/word/2016/wordml/cid" xmlns:w16="http://schemas.microsoft.com/office/word/2018/wordml" xmlns:w16sdtdh="http://schemas.microsoft.com/office/word/2020/wordml/sdtdatahash" xmlns:w16se="http://schemas.microsoft.com/office/word/2015/wordml/symex" xmlns:wpg="http://schemas.microsoft.com/office/word/2010/wordprocessingGroup" xmlns:wpi="http://schemas.microsoft.com/office/word/2010/wordprocessingInk" xmlns:wne="http://schemas.microsoft.com/office/word/2006/wordml" xmlns:wps="http://schemas.microsoft.com/office/word/2010/wordprocessingShape" mc:Ignorable="w14 w15 w16se w16cid w16 w16cex w16sdtdh wp14">
+<w:footnotes xmlns:wpc="http://schemas.microsoft.com/office/word/2010/wordprocessingCanvas" xmlns:cx="http://schemas.microsoft.com/office/drawing/2014/chartex" xmlns:cx1="http://schemas.microsoft.com/office/drawing/2015/9/8/chartex" xmlns:cx2="http://schemas.microsoft.com/office/drawing/2015/10/21/chartex" xmlns:cx3="http://schemas.microsoft.com/office/drawing/2016/5/9/chartex" xmlns:cx4="http://schemas.microsoft.com/office/drawing/2016/5/10/chartex" xmlns:cx5="http://schemas.microsoft.com/office/drawing/2016/5/11/chartex" xmlns:cx6="http://schemas.microsoft.com/office/drawing/2016/5/12/chartex" xmlns:cx7="http://schemas.microsoft.com/office/drawing/2016/5/13/chartex" xmlns:cx8="http://schemas.microsoft.com/office/drawing/2016/5/14/chartex" xmlns:mc="http://schemas.openxmlformats.org/markup-compatibility/2006" xmlns:aink="http://schemas.microsoft.com/office/drawing/2016/ink" xmlns:am3d="http://schemas.microsoft.com/office/drawing/2017/model3d" xmlns:o="urn:schemas-microsoft-com:office:office" xmlns:oel="http://schemas.microsoft.com/office/2019/extlst" xmlns:r="http://schemas.openxmlformats.org/officeDocument/2006/relationships" xmlns:m="http://schemas.openxmlformats.org/officeDocument/2006/math" xmlns:v="urn:schemas-microsoft-com:vml" xmlns:wp14="http://schemas.microsoft.com/office/word/2010/wordprocessingDrawing" xmlns:wp="http://schemas.openxmlformats.org/drawingml/2006/wordprocessingDrawing" xmlns:w10="urn:schemas-microsoft-com:office:word" xmlns:w="http://schemas.openxmlformats.org/wordprocessingml/2006/main" xmlns:w14="http://schemas.microsoft.com/office/word/2010/wordml" xmlns:w15="http://schemas.microsoft.com/office/word/2012/wordml" xmlns:w16cex="http://schemas.microsoft.com/office/word/2018/wordml/cex" xmlns:w16cid="http://schemas.microsoft.com/office/word/2016/wordml/cid" xmlns:w16="http://schemas.microsoft.com/office/word/2018/wordml" xmlns:w16du="http://schemas.microsoft.com/office/word/2023/wordml/word16du" xmlns:w16sdtdh="http://schemas.microsoft.com/office/word/2020/wordml/sdtdatahash" xmlns:w16sdtfl="http://schemas.microsoft.com/office/word/2024/wordml/sdtformatlock" xmlns:w16se="http://schemas.microsoft.com/office/word/2015/wordml/symex" xmlns:wpg="http://schemas.microsoft.com/office/word/2010/wordprocessingGroup" xmlns:wpi="http://schemas.microsoft.com/office/word/2010/wordprocessingInk" xmlns:wne="http://schemas.microsoft.com/office/word/2006/wordml" xmlns:wps="http://schemas.microsoft.com/office/word/2010/wordprocessingShape" mc:Ignorable="w14 w15 w16se w16cid w16 w16cex w16sdtdh w16sdtfl w16du wp14">
   <w:footnote w:type="separator" w:id="-1">
     <w:p>
       <w:r>
@@ -1343,7 +2447,7 @@
 </file>
 
 <file path=word/header1.xml><?xml version="1.0" encoding="utf-8"?>
-<w:hdr xmlns:wpc="http://schemas.microsoft.com/office/word/2010/wordprocessingCanvas" xmlns:cx="http://schemas.microsoft.com/office/drawing/2014/chartex" xmlns:cx1="http://schemas.microsoft.com/office/drawing/2015/9/8/chartex" xmlns:cx2="http://schemas.microsoft.com/office/drawing/2015/10/21/chartex" xmlns:cx3="http://schemas.microsoft.com/office/drawing/2016/5/9/chartex" xmlns:cx4="http://schemas.microsoft.com/office/drawing/2016/5/10/chartex" xmlns:cx5="http://schemas.microsoft.com/office/drawing/2016/5/11/chartex" xmlns:cx6="http://schemas.microsoft.com/office/drawing/2016/5/12/chartex" xmlns:cx7="http://schemas.microsoft.com/office/drawing/2016/5/13/chartex" xmlns:cx8="http://schemas.microsoft.com/office/drawing/2016/5/14/chartex" xmlns:mc="http://schemas.openxmlformats.org/markup-compatibility/2006" xmlns:aink="http://schemas.microsoft.com/office/drawing/2016/ink" xmlns:am3d="http://schemas.microsoft.com/office/drawing/2017/model3d" xmlns:o="urn:schemas-microsoft-com:office:office" xmlns:r="http://schemas.openxmlformats.org/officeDocument/2006/relationships" xmlns:m="http://schemas.openxmlformats.org/officeDocument/2006/math" xmlns:v="urn:schemas-microsoft-com:vml" xmlns:wp14="http://schemas.microsoft.com/office/word/2010/wordprocessingDrawing" xmlns:wp="http://schemas.openxmlformats.org/drawingml/2006/wordprocessingDrawing" xmlns:w10="urn:schemas-microsoft-com:office:word" xmlns:w="http://schemas.openxmlformats.org/wordprocessingml/2006/main" xmlns:w14="http://schemas.microsoft.com/office/word/2010/wordml" xmlns:w15="http://schemas.microsoft.com/office/word/2012/wordml" xmlns:w16cex="http://schemas.microsoft.com/office/word/2018/wordml/cex" xmlns:w16cid="http://schemas.microsoft.com/office/word/2016/wordml/cid" xmlns:w16="http://schemas.microsoft.com/office/word/2018/wordml" xmlns:w16sdtdh="http://schemas.microsoft.com/office/word/2020/wordml/sdtdatahash" xmlns:w16se="http://schemas.microsoft.com/office/word/2015/wordml/symex" xmlns:wpg="http://schemas.microsoft.com/office/word/2010/wordprocessingGroup" xmlns:wpi="http://schemas.microsoft.com/office/word/2010/wordprocessingInk" xmlns:wne="http://schemas.microsoft.com/office/word/2006/wordml" xmlns:wps="http://schemas.microsoft.com/office/word/2010/wordprocessingShape" mc:Ignorable="w14 w15 w16se w16cid w16 w16cex w16sdtdh wp14">
+<w:hdr xmlns:wpc="http://schemas.microsoft.com/office/word/2010/wordprocessingCanvas" xmlns:cx="http://schemas.microsoft.com/office/drawing/2014/chartex" xmlns:cx1="http://schemas.microsoft.com/office/drawing/2015/9/8/chartex" xmlns:cx2="http://schemas.microsoft.com/office/drawing/2015/10/21/chartex" xmlns:cx3="http://schemas.microsoft.com/office/drawing/2016/5/9/chartex" xmlns:cx4="http://schemas.microsoft.com/office/drawing/2016/5/10/chartex" xmlns:cx5="http://schemas.microsoft.com/office/drawing/2016/5/11/chartex" xmlns:cx6="http://schemas.microsoft.com/office/drawing/2016/5/12/chartex" xmlns:cx7="http://schemas.microsoft.com/office/drawing/2016/5/13/chartex" xmlns:cx8="http://schemas.microsoft.com/office/drawing/2016/5/14/chartex" xmlns:mc="http://schemas.openxmlformats.org/markup-compatibility/2006" xmlns:aink="http://schemas.microsoft.com/office/drawing/2016/ink" xmlns:am3d="http://schemas.microsoft.com/office/drawing/2017/model3d" xmlns:o="urn:schemas-microsoft-com:office:office" xmlns:oel="http://schemas.microsoft.com/office/2019/extlst" xmlns:r="http://schemas.openxmlformats.org/officeDocument/2006/relationships" xmlns:m="http://schemas.openxmlformats.org/officeDocument/2006/math" xmlns:v="urn:schemas-microsoft-com:vml" xmlns:wp14="http://schemas.microsoft.com/office/word/2010/wordprocessingDrawing" xmlns:wp="http://schemas.openxmlformats.org/drawingml/2006/wordprocessingDrawing" xmlns:w10="urn:schemas-microsoft-com:office:word" xmlns:w="http://schemas.openxmlformats.org/wordprocessingml/2006/main" xmlns:w14="http://schemas.microsoft.com/office/word/2010/wordml" xmlns:w15="http://schemas.microsoft.com/office/word/2012/wordml" xmlns:w16cex="http://schemas.microsoft.com/office/word/2018/wordml/cex" xmlns:w16cid="http://schemas.microsoft.com/office/word/2016/wordml/cid" xmlns:w16="http://schemas.microsoft.com/office/word/2018/wordml" xmlns:w16du="http://schemas.microsoft.com/office/word/2023/wordml/word16du" xmlns:w16sdtdh="http://schemas.microsoft.com/office/word/2020/wordml/sdtdatahash" xmlns:w16sdtfl="http://schemas.microsoft.com/office/word/2024/wordml/sdtformatlock" xmlns:w16se="http://schemas.microsoft.com/office/word/2015/wordml/symex" xmlns:wpg="http://schemas.microsoft.com/office/word/2010/wordprocessingGroup" xmlns:wpi="http://schemas.microsoft.com/office/word/2010/wordprocessingInk" xmlns:wne="http://schemas.microsoft.com/office/word/2006/wordml" xmlns:wps="http://schemas.microsoft.com/office/word/2010/wordprocessingShape" mc:Ignorable="w14 w15 w16se w16cid w16 w16cex w16sdtdh w16sdtfl w16du wp14">
   <w:p>
     <w:pPr>
       <w:pStyle w:val="Header"/>
@@ -1353,7 +2457,7 @@
 </file>
 
 <file path=word/header2.xml><?xml version="1.0" encoding="utf-8"?>
-<w:hdr xmlns:wpc="http://schemas.microsoft.com/office/word/2010/wordprocessingCanvas" xmlns:cx="http://schemas.microsoft.com/office/drawing/2014/chartex" xmlns:cx1="http://schemas.microsoft.com/office/drawing/2015/9/8/chartex" xmlns:cx2="http://schemas.microsoft.com/office/drawing/2015/10/21/chartex" xmlns:cx3="http://schemas.microsoft.com/office/drawing/2016/5/9/chartex" xmlns:cx4="http://schemas.microsoft.com/office/drawing/2016/5/10/chartex" xmlns:cx5="http://schemas.microsoft.com/office/drawing/2016/5/11/chartex" xmlns:cx6="http://schemas.microsoft.com/office/drawing/2016/5/12/chartex" xmlns:cx7="http://schemas.microsoft.com/office/drawing/2016/5/13/chartex" xmlns:cx8="http://schemas.microsoft.com/office/drawing/2016/5/14/chartex" xmlns:mc="http://schemas.openxmlformats.org/markup-compatibility/2006" xmlns:aink="http://schemas.microsoft.com/office/drawing/2016/ink" xmlns:am3d="http://schemas.microsoft.com/office/drawing/2017/model3d" xmlns:o="urn:schemas-microsoft-com:office:office" xmlns:r="http://schemas.openxmlformats.org/officeDocument/2006/relationships" xmlns:m="http://schemas.openxmlformats.org/officeDocument/2006/math" xmlns:v="urn:schemas-microsoft-com:vml" xmlns:wp14="http://schemas.microsoft.com/office/word/2010/wordprocessingDrawing" xmlns:wp="http://schemas.openxmlformats.org/drawingml/2006/wordprocessingDrawing" xmlns:w10="urn:schemas-microsoft-com:office:word" xmlns:w="http://schemas.openxmlformats.org/wordprocessingml/2006/main" xmlns:w14="http://schemas.microsoft.com/office/word/2010/wordml" xmlns:w15="http://schemas.microsoft.com/office/word/2012/wordml" xmlns:w16cex="http://schemas.microsoft.com/office/word/2018/wordml/cex" xmlns:w16cid="http://schemas.microsoft.com/office/word/2016/wordml/cid" xmlns:w16="http://schemas.microsoft.com/office/word/2018/wordml" xmlns:w16sdtdh="http://schemas.microsoft.com/office/word/2020/wordml/sdtdatahash" xmlns:w16se="http://schemas.microsoft.com/office/word/2015/wordml/symex" xmlns:wpg="http://schemas.microsoft.com/office/word/2010/wordprocessingGroup" xmlns:wpi="http://schemas.microsoft.com/office/word/2010/wordprocessingInk" xmlns:wne="http://schemas.microsoft.com/office/word/2006/wordml" xmlns:wps="http://schemas.microsoft.com/office/word/2010/wordprocessingShape" mc:Ignorable="w14 w15 w16se w16cid w16 w16cex w16sdtdh wp14">
+<w:hdr xmlns:wpc="http://schemas.microsoft.com/office/word/2010/wordprocessingCanvas" xmlns:cx="http://schemas.microsoft.com/office/drawing/2014/chartex" xmlns:cx1="http://schemas.microsoft.com/office/drawing/2015/9/8/chartex" xmlns:cx2="http://schemas.microsoft.com/office/drawing/2015/10/21/chartex" xmlns:cx3="http://schemas.microsoft.com/office/drawing/2016/5/9/chartex" xmlns:cx4="http://schemas.microsoft.com/office/drawing/2016/5/10/chartex" xmlns:cx5="http://schemas.microsoft.com/office/drawing/2016/5/11/chartex" xmlns:cx6="http://schemas.microsoft.com/office/drawing/2016/5/12/chartex" xmlns:cx7="http://schemas.microsoft.com/office/drawing/2016/5/13/chartex" xmlns:cx8="http://schemas.microsoft.com/office/drawing/2016/5/14/chartex" xmlns:mc="http://schemas.openxmlformats.org/markup-compatibility/2006" xmlns:aink="http://schemas.microsoft.com/office/drawing/2016/ink" xmlns:am3d="http://schemas.microsoft.com/office/drawing/2017/model3d" xmlns:o="urn:schemas-microsoft-com:office:office" xmlns:oel="http://schemas.microsoft.com/office/2019/extlst" xmlns:r="http://schemas.openxmlformats.org/officeDocument/2006/relationships" xmlns:m="http://schemas.openxmlformats.org/officeDocument/2006/math" xmlns:v="urn:schemas-microsoft-com:vml" xmlns:wp14="http://schemas.microsoft.com/office/word/2010/wordprocessingDrawing" xmlns:wp="http://schemas.openxmlformats.org/drawingml/2006/wordprocessingDrawing" xmlns:w10="urn:schemas-microsoft-com:office:word" xmlns:w="http://schemas.openxmlformats.org/wordprocessingml/2006/main" xmlns:w14="http://schemas.microsoft.com/office/word/2010/wordml" xmlns:w15="http://schemas.microsoft.com/office/word/2012/wordml" xmlns:w16cex="http://schemas.microsoft.com/office/word/2018/wordml/cex" xmlns:w16cid="http://schemas.microsoft.com/office/word/2016/wordml/cid" xmlns:w16="http://schemas.microsoft.com/office/word/2018/wordml" xmlns:w16du="http://schemas.microsoft.com/office/word/2023/wordml/word16du" xmlns:w16sdtdh="http://schemas.microsoft.com/office/word/2020/wordml/sdtdatahash" xmlns:w16sdtfl="http://schemas.microsoft.com/office/word/2024/wordml/sdtformatlock" xmlns:w16se="http://schemas.microsoft.com/office/word/2015/wordml/symex" xmlns:wpg="http://schemas.microsoft.com/office/word/2010/wordprocessingGroup" xmlns:wpi="http://schemas.microsoft.com/office/word/2010/wordprocessingInk" xmlns:wne="http://schemas.microsoft.com/office/word/2006/wordml" xmlns:wps="http://schemas.microsoft.com/office/word/2010/wordprocessingShape" mc:Ignorable="w14 w15 w16se w16cid w16 w16cex w16sdtdh w16sdtfl w16du wp14">
   <w:p>
     <w:pPr>
       <w:pStyle w:val="ParagraphNormal"/>
@@ -1460,7 +2564,7 @@
 </file>
 
 <file path=word/header3.xml><?xml version="1.0" encoding="utf-8"?>
-<w:hdr xmlns:wpc="http://schemas.microsoft.com/office/word/2010/wordprocessingCanvas" xmlns:cx="http://schemas.microsoft.com/office/drawing/2014/chartex" xmlns:cx1="http://schemas.microsoft.com/office/drawing/2015/9/8/chartex" xmlns:cx2="http://schemas.microsoft.com/office/drawing/2015/10/21/chartex" xmlns:cx3="http://schemas.microsoft.com/office/drawing/2016/5/9/chartex" xmlns:cx4="http://schemas.microsoft.com/office/drawing/2016/5/10/chartex" xmlns:cx5="http://schemas.microsoft.com/office/drawing/2016/5/11/chartex" xmlns:cx6="http://schemas.microsoft.com/office/drawing/2016/5/12/chartex" xmlns:cx7="http://schemas.microsoft.com/office/drawing/2016/5/13/chartex" xmlns:cx8="http://schemas.microsoft.com/office/drawing/2016/5/14/chartex" xmlns:mc="http://schemas.openxmlformats.org/markup-compatibility/2006" xmlns:aink="http://schemas.microsoft.com/office/drawing/2016/ink" xmlns:am3d="http://schemas.microsoft.com/office/drawing/2017/model3d" xmlns:o="urn:schemas-microsoft-com:office:office" xmlns:r="http://schemas.openxmlformats.org/officeDocument/2006/relationships" xmlns:m="http://schemas.openxmlformats.org/officeDocument/2006/math" xmlns:v="urn:schemas-microsoft-com:vml" xmlns:wp14="http://schemas.microsoft.com/office/word/2010/wordprocessingDrawing" xmlns:wp="http://schemas.openxmlformats.org/drawingml/2006/wordprocessingDrawing" xmlns:w10="urn:schemas-microsoft-com:office:word" xmlns:w="http://schemas.openxmlformats.org/wordprocessingml/2006/main" xmlns:w14="http://schemas.microsoft.com/office/word/2010/wordml" xmlns:w15="http://schemas.microsoft.com/office/word/2012/wordml" xmlns:w16cex="http://schemas.microsoft.com/office/word/2018/wordml/cex" xmlns:w16cid="http://schemas.microsoft.com/office/word/2016/wordml/cid" xmlns:w16="http://schemas.microsoft.com/office/word/2018/wordml" xmlns:w16sdtdh="http://schemas.microsoft.com/office/word/2020/wordml/sdtdatahash" xmlns:w16se="http://schemas.microsoft.com/office/word/2015/wordml/symex" xmlns:wpg="http://schemas.microsoft.com/office/word/2010/wordprocessingGroup" xmlns:wpi="http://schemas.microsoft.com/office/word/2010/wordprocessingInk" xmlns:wne="http://schemas.microsoft.com/office/word/2006/wordml" xmlns:wps="http://schemas.microsoft.com/office/word/2010/wordprocessingShape" mc:Ignorable="w14 w15 w16se w16cid w16 w16cex w16sdtdh wp14">
+<w:hdr xmlns:wpc="http://schemas.microsoft.com/office/word/2010/wordprocessingCanvas" xmlns:cx="http://schemas.microsoft.com/office/drawing/2014/chartex" xmlns:cx1="http://schemas.microsoft.com/office/drawing/2015/9/8/chartex" xmlns:cx2="http://schemas.microsoft.com/office/drawing/2015/10/21/chartex" xmlns:cx3="http://schemas.microsoft.com/office/drawing/2016/5/9/chartex" xmlns:cx4="http://schemas.microsoft.com/office/drawing/2016/5/10/chartex" xmlns:cx5="http://schemas.microsoft.com/office/drawing/2016/5/11/chartex" xmlns:cx6="http://schemas.microsoft.com/office/drawing/2016/5/12/chartex" xmlns:cx7="http://schemas.microsoft.com/office/drawing/2016/5/13/chartex" xmlns:cx8="http://schemas.microsoft.com/office/drawing/2016/5/14/chartex" xmlns:mc="http://schemas.openxmlformats.org/markup-compatibility/2006" xmlns:aink="http://schemas.microsoft.com/office/drawing/2016/ink" xmlns:am3d="http://schemas.microsoft.com/office/drawing/2017/model3d" xmlns:o="urn:schemas-microsoft-com:office:office" xmlns:oel="http://schemas.microsoft.com/office/2019/extlst" xmlns:r="http://schemas.openxmlformats.org/officeDocument/2006/relationships" xmlns:m="http://schemas.openxmlformats.org/officeDocument/2006/math" xmlns:v="urn:schemas-microsoft-com:vml" xmlns:wp14="http://schemas.microsoft.com/office/word/2010/wordprocessingDrawing" xmlns:wp="http://schemas.openxmlformats.org/drawingml/2006/wordprocessingDrawing" xmlns:w10="urn:schemas-microsoft-com:office:word" xmlns:w="http://schemas.openxmlformats.org/wordprocessingml/2006/main" xmlns:w14="http://schemas.microsoft.com/office/word/2010/wordml" xmlns:w15="http://schemas.microsoft.com/office/word/2012/wordml" xmlns:w16cex="http://schemas.microsoft.com/office/word/2018/wordml/cex" xmlns:w16cid="http://schemas.microsoft.com/office/word/2016/wordml/cid" xmlns:w16="http://schemas.microsoft.com/office/word/2018/wordml" xmlns:w16du="http://schemas.microsoft.com/office/word/2023/wordml/word16du" xmlns:w16sdtdh="http://schemas.microsoft.com/office/word/2020/wordml/sdtdatahash" xmlns:w16sdtfl="http://schemas.microsoft.com/office/word/2024/wordml/sdtformatlock" xmlns:w16se="http://schemas.microsoft.com/office/word/2015/wordml/symex" xmlns:wpg="http://schemas.microsoft.com/office/word/2010/wordprocessingGroup" xmlns:wpi="http://schemas.microsoft.com/office/word/2010/wordprocessingInk" xmlns:wne="http://schemas.microsoft.com/office/word/2006/wordml" xmlns:wps="http://schemas.microsoft.com/office/word/2010/wordprocessingShape" mc:Ignorable="w14 w15 w16se w16cid w16 w16cex w16sdtdh w16sdtfl w16du wp14">
   <w:p>
     <w:pPr>
       <w:pStyle w:val="Header"/>
@@ -1470,7 +2574,7 @@
 </file>
 
 <file path=word/styles.xml><?xml version="1.0" encoding="utf-8"?>
-<w:styles xmlns:mc="http://schemas.openxmlformats.org/markup-compatibility/2006" xmlns:r="http://schemas.openxmlformats.org/officeDocument/2006/relationships" xmlns:w="http://schemas.openxmlformats.org/wordprocessingml/2006/main" xmlns:w14="http://schemas.microsoft.com/office/word/2010/wordml" xmlns:w15="http://schemas.microsoft.com/office/word/2012/wordml" xmlns:w16cex="http://schemas.microsoft.com/office/word/2018/wordml/cex" xmlns:w16cid="http://schemas.microsoft.com/office/word/2016/wordml/cid" xmlns:w16="http://schemas.microsoft.com/office/word/2018/wordml" xmlns:w16sdtdh="http://schemas.microsoft.com/office/word/2020/wordml/sdtdatahash" xmlns:w16se="http://schemas.microsoft.com/office/word/2015/wordml/symex" mc:Ignorable="w14 w15 w16se w16cid w16 w16cex w16sdtdh">
+<w:styles xmlns:mc="http://schemas.openxmlformats.org/markup-compatibility/2006" xmlns:r="http://schemas.openxmlformats.org/officeDocument/2006/relationships" xmlns:w="http://schemas.openxmlformats.org/wordprocessingml/2006/main" xmlns:w14="http://schemas.microsoft.com/office/word/2010/wordml" xmlns:w15="http://schemas.microsoft.com/office/word/2012/wordml" xmlns:w16cex="http://schemas.microsoft.com/office/word/2018/wordml/cex" xmlns:w16cid="http://schemas.microsoft.com/office/word/2016/wordml/cid" xmlns:w16="http://schemas.microsoft.com/office/word/2018/wordml" xmlns:w16du="http://schemas.microsoft.com/office/word/2023/wordml/word16du" xmlns:w16sdtdh="http://schemas.microsoft.com/office/word/2020/wordml/sdtdatahash" xmlns:w16sdtfl="http://schemas.microsoft.com/office/word/2024/wordml/sdtformatlock" xmlns:w16se="http://schemas.microsoft.com/office/word/2015/wordml/symex" mc:Ignorable="w14 w15 w16se w16cid w16 w16cex w16sdtdh w16sdtfl w16du">
   <w:docDefaults>
     <w:rPrDefault>
       <w:rPr>
